--- a/lab_07/docs/Отчёт_7.docx
+++ b/lab_07/docs/Отчёт_7.docx
@@ -1296,6 +1296,7 @@
             <w:pPr>
               <w:pStyle w:val="Normal"/>
               <w:widowControl/>
+              <w:suppressAutoHyphens w:val="true"/>
               <w:spacing w:lineRule="auto" w:line="240" w:before="0" w:after="0"/>
               <w:jc w:val="left"/>
               <w:rPr>
@@ -1349,6 +1350,7 @@
             <w:pPr>
               <w:pStyle w:val="Normal"/>
               <w:widowControl/>
+              <w:suppressAutoHyphens w:val="true"/>
               <w:spacing w:lineRule="auto" w:line="240" w:before="0" w:after="0"/>
               <w:jc w:val="left"/>
               <w:rPr>
@@ -1367,13 +1369,14 @@
                 <w:szCs w:val="26"/>
                 <w:lang w:val="en-US" w:eastAsia="en-US" w:bidi="ar-SA"/>
               </w:rPr>
-              <w:t xml:space="preserve">typedef struct node_t </w:t>
+              <w:t>typedef struct node_t</w:t>
             </w:r>
           </w:p>
           <w:p>
             <w:pPr>
               <w:pStyle w:val="Normal"/>
               <w:widowControl/>
+              <w:suppressAutoHyphens w:val="true"/>
               <w:spacing w:lineRule="auto" w:line="240" w:before="0" w:after="0"/>
               <w:jc w:val="left"/>
               <w:rPr>
@@ -1399,6 +1402,7 @@
             <w:pPr>
               <w:pStyle w:val="Normal"/>
               <w:widowControl/>
+              <w:suppressAutoHyphens w:val="true"/>
               <w:spacing w:lineRule="auto" w:line="240" w:before="0" w:after="0"/>
               <w:jc w:val="left"/>
               <w:rPr>
@@ -1434,6 +1438,7 @@
             <w:pPr>
               <w:pStyle w:val="Normal"/>
               <w:widowControl/>
+              <w:suppressAutoHyphens w:val="true"/>
               <w:spacing w:lineRule="auto" w:line="240" w:before="0" w:after="0"/>
               <w:jc w:val="left"/>
               <w:rPr>
@@ -1469,6 +1474,7 @@
             <w:pPr>
               <w:pStyle w:val="Normal"/>
               <w:widowControl/>
+              <w:suppressAutoHyphens w:val="true"/>
               <w:spacing w:lineRule="auto" w:line="240" w:before="0" w:after="0"/>
               <w:jc w:val="left"/>
               <w:rPr>
@@ -1504,6 +1510,7 @@
             <w:pPr>
               <w:pStyle w:val="Normal"/>
               <w:widowControl/>
+              <w:suppressAutoHyphens w:val="true"/>
               <w:spacing w:lineRule="auto" w:line="240" w:before="0" w:after="0"/>
               <w:jc w:val="left"/>
               <w:rPr>
@@ -1705,6 +1712,7 @@
             <w:pPr>
               <w:pStyle w:val="Normal"/>
               <w:widowControl/>
+              <w:suppressAutoHyphens w:val="true"/>
               <w:spacing w:lineRule="auto" w:line="240" w:before="0" w:after="0"/>
               <w:jc w:val="left"/>
               <w:rPr>
@@ -1758,6 +1766,7 @@
             <w:pPr>
               <w:pStyle w:val="Normal"/>
               <w:widowControl/>
+              <w:suppressAutoHyphens w:val="true"/>
               <w:spacing w:lineRule="auto" w:line="240" w:before="0" w:after="0"/>
               <w:jc w:val="left"/>
               <w:rPr>
@@ -1782,6 +1791,7 @@
             <w:pPr>
               <w:pStyle w:val="Normal"/>
               <w:widowControl/>
+              <w:suppressAutoHyphens w:val="true"/>
               <w:spacing w:lineRule="auto" w:line="240" w:before="0" w:after="0"/>
               <w:jc w:val="left"/>
               <w:rPr>
@@ -1806,6 +1816,7 @@
             <w:pPr>
               <w:pStyle w:val="Normal"/>
               <w:widowControl/>
+              <w:suppressAutoHyphens w:val="true"/>
               <w:spacing w:lineRule="auto" w:line="240" w:before="0" w:after="0"/>
               <w:jc w:val="left"/>
               <w:rPr>
@@ -1840,6 +1851,7 @@
             <w:pPr>
               <w:pStyle w:val="Normal"/>
               <w:widowControl/>
+              <w:suppressAutoHyphens w:val="true"/>
               <w:spacing w:lineRule="auto" w:line="240" w:before="0" w:after="0"/>
               <w:jc w:val="left"/>
               <w:rPr>
@@ -1874,6 +1886,7 @@
             <w:pPr>
               <w:pStyle w:val="Normal"/>
               <w:widowControl/>
+              <w:suppressAutoHyphens w:val="true"/>
               <w:spacing w:lineRule="auto" w:line="240" w:before="0" w:after="0"/>
               <w:jc w:val="left"/>
               <w:rPr>
@@ -1908,6 +1921,7 @@
             <w:pPr>
               <w:pStyle w:val="Normal"/>
               <w:widowControl/>
+              <w:suppressAutoHyphens w:val="true"/>
               <w:spacing w:lineRule="auto" w:line="240" w:before="0" w:after="0"/>
               <w:jc w:val="left"/>
               <w:rPr>
@@ -1942,6 +1956,7 @@
             <w:pPr>
               <w:pStyle w:val="Normal"/>
               <w:widowControl/>
+              <w:suppressAutoHyphens w:val="true"/>
               <w:spacing w:lineRule="auto" w:line="240" w:before="0" w:after="0"/>
               <w:jc w:val="left"/>
               <w:rPr>
@@ -2174,6 +2189,7 @@
             <w:pPr>
               <w:pStyle w:val="Normal"/>
               <w:widowControl/>
+              <w:suppressAutoHyphens w:val="true"/>
               <w:spacing w:lineRule="auto" w:line="240" w:before="0" w:after="0"/>
               <w:jc w:val="left"/>
               <w:rPr>
@@ -2206,6 +2222,7 @@
             <w:pPr>
               <w:pStyle w:val="Normal"/>
               <w:widowControl/>
+              <w:suppressAutoHyphens w:val="true"/>
               <w:spacing w:lineRule="auto" w:line="240" w:before="0" w:after="0"/>
               <w:jc w:val="left"/>
               <w:rPr>
@@ -2309,6 +2326,7 @@
             <w:pPr>
               <w:pStyle w:val="Normal"/>
               <w:widowControl/>
+              <w:suppressAutoHyphens w:val="true"/>
               <w:spacing w:lineRule="auto" w:line="240" w:before="0" w:after="0"/>
               <w:jc w:val="left"/>
               <w:rPr>
@@ -2333,6 +2351,7 @@
             <w:pPr>
               <w:pStyle w:val="Normal"/>
               <w:widowControl/>
+              <w:suppressAutoHyphens w:val="true"/>
               <w:spacing w:lineRule="auto" w:line="240" w:before="0" w:after="0"/>
               <w:jc w:val="left"/>
               <w:rPr>
@@ -2367,6 +2386,7 @@
             <w:pPr>
               <w:pStyle w:val="Normal"/>
               <w:widowControl/>
+              <w:suppressAutoHyphens w:val="true"/>
               <w:spacing w:lineRule="auto" w:line="240" w:before="0" w:after="0"/>
               <w:jc w:val="left"/>
               <w:rPr>
@@ -2401,6 +2421,7 @@
             <w:pPr>
               <w:pStyle w:val="Normal"/>
               <w:widowControl/>
+              <w:suppressAutoHyphens w:val="true"/>
               <w:spacing w:lineRule="auto" w:line="240" w:before="0" w:after="0"/>
               <w:jc w:val="left"/>
               <w:rPr>
@@ -2435,6 +2456,7 @@
             <w:pPr>
               <w:pStyle w:val="Normal"/>
               <w:widowControl/>
+              <w:suppressAutoHyphens w:val="true"/>
               <w:spacing w:lineRule="auto" w:line="240" w:before="0" w:after="0"/>
               <w:jc w:val="left"/>
               <w:rPr>
@@ -2608,6 +2630,7 @@
             <w:pPr>
               <w:pStyle w:val="Normal"/>
               <w:widowControl/>
+              <w:suppressAutoHyphens w:val="true"/>
               <w:spacing w:lineRule="auto" w:line="240" w:before="0" w:after="0"/>
               <w:jc w:val="left"/>
               <w:rPr>
@@ -2640,6 +2663,7 @@
             <w:pPr>
               <w:pStyle w:val="Normal"/>
               <w:widowControl/>
+              <w:suppressAutoHyphens w:val="true"/>
               <w:spacing w:lineRule="auto" w:line="240" w:before="0" w:after="0"/>
               <w:jc w:val="left"/>
               <w:rPr>
@@ -2683,6 +2707,7 @@
             <w:pPr>
               <w:pStyle w:val="Normal"/>
               <w:widowControl/>
+              <w:suppressAutoHyphens w:val="true"/>
               <w:spacing w:lineRule="auto" w:line="240" w:before="0" w:after="0"/>
               <w:jc w:val="left"/>
               <w:rPr>
@@ -2707,6 +2732,7 @@
             <w:pPr>
               <w:pStyle w:val="Normal"/>
               <w:widowControl/>
+              <w:suppressAutoHyphens w:val="true"/>
               <w:spacing w:lineRule="auto" w:line="240" w:before="0" w:after="0"/>
               <w:jc w:val="left"/>
               <w:rPr>
@@ -2741,6 +2767,7 @@
             <w:pPr>
               <w:pStyle w:val="Normal"/>
               <w:widowControl/>
+              <w:suppressAutoHyphens w:val="true"/>
               <w:spacing w:lineRule="auto" w:line="240" w:before="0" w:after="0"/>
               <w:jc w:val="left"/>
               <w:rPr>
@@ -2775,6 +2802,7 @@
             <w:pPr>
               <w:pStyle w:val="Normal"/>
               <w:widowControl/>
+              <w:suppressAutoHyphens w:val="true"/>
               <w:spacing w:lineRule="auto" w:line="240" w:before="0" w:after="0"/>
               <w:jc w:val="left"/>
               <w:rPr>
@@ -2802,13 +2830,14 @@
                 <w:szCs w:val="28"/>
                 <w:lang w:val="en-US" w:eastAsia="en-US" w:bidi="ar-SA"/>
               </w:rPr>
-              <w:t xml:space="preserve">int num_elements; </w:t>
+              <w:t>int num_elements;</w:t>
             </w:r>
           </w:p>
           <w:p>
             <w:pPr>
               <w:pStyle w:val="Normal"/>
               <w:widowControl/>
+              <w:suppressAutoHyphens w:val="true"/>
               <w:spacing w:lineRule="auto" w:line="240" w:before="0" w:after="0"/>
               <w:jc w:val="left"/>
               <w:rPr>
@@ -3023,6 +3052,7 @@
             <w:pPr>
               <w:pStyle w:val="Normal"/>
               <w:widowControl/>
+              <w:suppressAutoHyphens w:val="true"/>
               <w:spacing w:lineRule="auto" w:line="240" w:before="0" w:after="0"/>
               <w:jc w:val="left"/>
               <w:rPr>
@@ -3055,6 +3085,7 @@
             <w:pPr>
               <w:pStyle w:val="Normal"/>
               <w:widowControl/>
+              <w:suppressAutoHyphens w:val="true"/>
               <w:spacing w:lineRule="auto" w:line="240" w:before="0" w:after="0"/>
               <w:jc w:val="left"/>
               <w:rPr>
@@ -3079,6 +3110,7 @@
             <w:pPr>
               <w:pStyle w:val="Normal"/>
               <w:widowControl/>
+              <w:suppressAutoHyphens w:val="true"/>
               <w:spacing w:lineRule="auto" w:line="240" w:before="0" w:after="0"/>
               <w:jc w:val="left"/>
               <w:rPr>
@@ -3103,6 +3135,7 @@
             <w:pPr>
               <w:pStyle w:val="Normal"/>
               <w:widowControl/>
+              <w:suppressAutoHyphens w:val="true"/>
               <w:spacing w:lineRule="auto" w:line="240" w:before="0" w:after="0"/>
               <w:jc w:val="left"/>
               <w:rPr>
@@ -3137,6 +3170,7 @@
             <w:pPr>
               <w:pStyle w:val="Normal"/>
               <w:widowControl/>
+              <w:suppressAutoHyphens w:val="true"/>
               <w:spacing w:lineRule="auto" w:line="240" w:before="0" w:after="0"/>
               <w:jc w:val="left"/>
               <w:rPr>
@@ -3171,6 +3205,7 @@
             <w:pPr>
               <w:pStyle w:val="Normal"/>
               <w:widowControl/>
+              <w:suppressAutoHyphens w:val="true"/>
               <w:spacing w:lineRule="auto" w:line="240" w:before="0" w:after="0"/>
               <w:jc w:val="left"/>
               <w:rPr>
@@ -3205,6 +3240,7 @@
             <w:pPr>
               <w:pStyle w:val="Normal"/>
               <w:widowControl/>
+              <w:suppressAutoHyphens w:val="true"/>
               <w:spacing w:lineRule="auto" w:line="240" w:before="0" w:after="0"/>
               <w:jc w:val="left"/>
               <w:rPr>
@@ -3378,6 +3414,7 @@
             <w:pPr>
               <w:pStyle w:val="Normal"/>
               <w:widowControl/>
+              <w:suppressAutoHyphens w:val="true"/>
               <w:spacing w:lineRule="auto" w:line="240" w:before="0" w:after="0"/>
               <w:jc w:val="left"/>
               <w:rPr>
@@ -3410,6 +3447,7 @@
             <w:pPr>
               <w:pStyle w:val="Normal"/>
               <w:widowControl/>
+              <w:suppressAutoHyphens w:val="true"/>
               <w:spacing w:lineRule="auto" w:line="240" w:before="0" w:after="0"/>
               <w:jc w:val="left"/>
               <w:rPr>
@@ -3435,6 +3473,7 @@
             <w:pPr>
               <w:pStyle w:val="Normal"/>
               <w:widowControl/>
+              <w:suppressAutoHyphens w:val="true"/>
               <w:spacing w:lineRule="auto" w:line="240" w:before="0" w:after="0"/>
               <w:jc w:val="left"/>
               <w:rPr>
@@ -3460,6 +3499,7 @@
             <w:pPr>
               <w:pStyle w:val="Normal"/>
               <w:widowControl/>
+              <w:suppressAutoHyphens w:val="true"/>
               <w:spacing w:lineRule="auto" w:line="240" w:before="0" w:after="0"/>
               <w:jc w:val="left"/>
               <w:rPr>
@@ -3495,6 +3535,7 @@
             <w:pPr>
               <w:pStyle w:val="Normal"/>
               <w:widowControl/>
+              <w:suppressAutoHyphens w:val="true"/>
               <w:spacing w:lineRule="auto" w:line="240" w:before="0" w:after="0"/>
               <w:jc w:val="left"/>
               <w:rPr>
@@ -3530,6 +3571,7 @@
             <w:pPr>
               <w:pStyle w:val="Normal"/>
               <w:widowControl/>
+              <w:suppressAutoHyphens w:val="true"/>
               <w:spacing w:lineRule="auto" w:line="240" w:before="0" w:after="0"/>
               <w:jc w:val="left"/>
               <w:rPr>
@@ -3565,6 +3607,7 @@
             <w:pPr>
               <w:pStyle w:val="Normal"/>
               <w:widowControl/>
+              <w:suppressAutoHyphens w:val="true"/>
               <w:spacing w:lineRule="auto" w:line="240" w:before="0" w:after="0"/>
               <w:jc w:val="left"/>
               <w:rPr>
@@ -3732,6 +3775,7 @@
             <w:pPr>
               <w:pStyle w:val="Normal"/>
               <w:widowControl/>
+              <w:suppressAutoHyphens w:val="true"/>
               <w:spacing w:lineRule="auto" w:line="240" w:before="0" w:after="0"/>
               <w:jc w:val="left"/>
               <w:rPr>
@@ -3764,6 +3808,7 @@
             <w:pPr>
               <w:pStyle w:val="Normal"/>
               <w:widowControl/>
+              <w:suppressAutoHyphens w:val="true"/>
               <w:spacing w:lineRule="auto" w:line="240" w:before="0" w:after="0"/>
               <w:jc w:val="left"/>
               <w:rPr>
@@ -3789,6 +3834,7 @@
             <w:pPr>
               <w:pStyle w:val="Normal"/>
               <w:widowControl/>
+              <w:suppressAutoHyphens w:val="true"/>
               <w:spacing w:lineRule="auto" w:line="240" w:before="0" w:after="0"/>
               <w:jc w:val="left"/>
               <w:rPr>
@@ -3814,6 +3860,7 @@
             <w:pPr>
               <w:pStyle w:val="Normal"/>
               <w:widowControl/>
+              <w:suppressAutoHyphens w:val="true"/>
               <w:spacing w:lineRule="auto" w:line="240" w:before="0" w:after="0"/>
               <w:jc w:val="left"/>
               <w:rPr>
@@ -3849,6 +3896,7 @@
             <w:pPr>
               <w:pStyle w:val="Normal"/>
               <w:widowControl/>
+              <w:suppressAutoHyphens w:val="true"/>
               <w:spacing w:lineRule="auto" w:line="240" w:before="0" w:after="0"/>
               <w:jc w:val="left"/>
               <w:rPr>
@@ -3884,6 +3932,7 @@
             <w:pPr>
               <w:pStyle w:val="Normal"/>
               <w:widowControl/>
+              <w:suppressAutoHyphens w:val="true"/>
               <w:spacing w:lineRule="auto" w:line="240" w:before="0" w:after="0"/>
               <w:jc w:val="left"/>
               <w:rPr>
@@ -3919,6 +3968,7 @@
             <w:pPr>
               <w:pStyle w:val="Normal"/>
               <w:widowControl/>
+              <w:suppressAutoHyphens w:val="true"/>
               <w:spacing w:lineRule="auto" w:line="240" w:before="0" w:after="0"/>
               <w:jc w:val="left"/>
               <w:rPr>
@@ -4132,12 +4182,7 @@
       <w:pPr>
         <w:pStyle w:val="Normal"/>
         <w:jc w:val="both"/>
-        <w:rPr>
-          <w:rFonts w:ascii="Times New Roman" w:hAnsi="Times New Roman" w:cs="Times New Roman"/>
-          <w:b/>
-          <w:sz w:val="28"/>
-          <w:szCs w:val="28"/>
-        </w:rPr>
+        <w:rPr/>
       </w:pPr>
       <w:r>
         <w:rPr>
@@ -4157,11 +4202,7 @@
           <w:numId w:val="5"/>
         </w:numPr>
         <w:jc w:val="both"/>
-        <w:rPr>
-          <w:rFonts w:ascii="Times New Roman" w:hAnsi="Times New Roman" w:cs="Times New Roman"/>
-          <w:sz w:val="28"/>
-          <w:szCs w:val="28"/>
-        </w:rPr>
+        <w:rPr/>
       </w:pPr>
       <w:r>
         <w:rPr>
@@ -4189,11 +4230,7 @@
           <w:numId w:val="5"/>
         </w:numPr>
         <w:jc w:val="both"/>
-        <w:rPr>
-          <w:rFonts w:ascii="Times New Roman" w:hAnsi="Times New Roman" w:cs="Times New Roman"/>
-          <w:sz w:val="28"/>
-          <w:szCs w:val="28"/>
-        </w:rPr>
+        <w:rPr/>
       </w:pPr>
       <w:r>
         <w:rPr>
@@ -4212,11 +4249,7 @@
           <w:numId w:val="5"/>
         </w:numPr>
         <w:jc w:val="both"/>
-        <w:rPr>
-          <w:rFonts w:ascii="Times New Roman" w:hAnsi="Times New Roman" w:cs="Times New Roman"/>
-          <w:sz w:val="28"/>
-          <w:szCs w:val="28"/>
-        </w:rPr>
+        <w:rPr/>
       </w:pPr>
       <w:r>
         <w:rPr>
@@ -4244,11 +4277,7 @@
           <w:numId w:val="5"/>
         </w:numPr>
         <w:jc w:val="both"/>
-        <w:rPr>
-          <w:rFonts w:ascii="Times New Roman" w:hAnsi="Times New Roman" w:cs="Times New Roman"/>
-          <w:sz w:val="28"/>
-          <w:szCs w:val="28"/>
-        </w:rPr>
+        <w:rPr/>
       </w:pPr>
       <w:r>
         <w:rPr>
@@ -4262,12 +4291,8 @@
     <w:p>
       <w:pPr>
         <w:pStyle w:val="Normal"/>
-        <w:rPr>
-          <w:rFonts w:ascii="Times New Roman" w:hAnsi="Times New Roman" w:cs="Times New Roman"/>
-          <w:b/>
-          <w:sz w:val="28"/>
-          <w:szCs w:val="28"/>
-        </w:rPr>
+        <w:jc w:val="both"/>
+        <w:rPr/>
       </w:pPr>
       <w:r>
         <w:rPr>
@@ -4286,11 +4311,8 @@
           <w:ilvl w:val="0"/>
           <w:numId w:val="9"/>
         </w:numPr>
-        <w:rPr>
-          <w:rFonts w:ascii="Times New Roman" w:hAnsi="Times New Roman" w:cs="Times New Roman"/>
-          <w:sz w:val="28"/>
-          <w:szCs w:val="28"/>
-        </w:rPr>
+        <w:jc w:val="both"/>
+        <w:rPr/>
       </w:pPr>
       <w:r>
         <w:rPr>
@@ -4308,11 +4330,8 @@
           <w:ilvl w:val="1"/>
           <w:numId w:val="9"/>
         </w:numPr>
-        <w:rPr>
-          <w:rFonts w:ascii="Times New Roman" w:hAnsi="Times New Roman" w:cs="Times New Roman"/>
-          <w:sz w:val="28"/>
-          <w:szCs w:val="28"/>
-        </w:rPr>
+        <w:jc w:val="both"/>
+        <w:rPr/>
       </w:pPr>
       <w:r>
         <w:rPr>
@@ -4330,11 +4349,8 @@
           <w:ilvl w:val="1"/>
           <w:numId w:val="9"/>
         </w:numPr>
-        <w:rPr>
-          <w:rFonts w:ascii="Times New Roman" w:hAnsi="Times New Roman" w:cs="Times New Roman"/>
-          <w:sz w:val="28"/>
-          <w:szCs w:val="28"/>
-        </w:rPr>
+        <w:jc w:val="both"/>
+        <w:rPr/>
       </w:pPr>
       <w:r>
         <w:rPr>
@@ -4352,11 +4368,8 @@
           <w:ilvl w:val="0"/>
           <w:numId w:val="9"/>
         </w:numPr>
-        <w:rPr>
-          <w:rFonts w:ascii="Times New Roman" w:hAnsi="Times New Roman" w:cs="Times New Roman"/>
-          <w:sz w:val="28"/>
-          <w:szCs w:val="28"/>
-        </w:rPr>
+        <w:jc w:val="both"/>
+        <w:rPr/>
       </w:pPr>
       <w:r>
         <w:rPr>
@@ -4374,11 +4387,8 @@
           <w:ilvl w:val="1"/>
           <w:numId w:val="9"/>
         </w:numPr>
-        <w:rPr>
-          <w:rFonts w:ascii="Times New Roman" w:hAnsi="Times New Roman" w:cs="Times New Roman"/>
-          <w:sz w:val="28"/>
-          <w:szCs w:val="28"/>
-        </w:rPr>
+        <w:jc w:val="both"/>
+        <w:rPr/>
       </w:pPr>
       <w:r>
         <w:rPr>
@@ -4396,11 +4406,8 @@
           <w:ilvl w:val="1"/>
           <w:numId w:val="9"/>
         </w:numPr>
-        <w:rPr>
-          <w:rFonts w:ascii="Times New Roman" w:hAnsi="Times New Roman" w:cs="Times New Roman"/>
-          <w:sz w:val="28"/>
-          <w:szCs w:val="28"/>
-        </w:rPr>
+        <w:jc w:val="both"/>
+        <w:rPr/>
       </w:pPr>
       <w:r>
         <w:rPr>
@@ -4418,11 +4425,8 @@
           <w:ilvl w:val="1"/>
           <w:numId w:val="9"/>
         </w:numPr>
-        <w:rPr>
-          <w:rFonts w:ascii="Times New Roman" w:hAnsi="Times New Roman" w:cs="Times New Roman"/>
-          <w:sz w:val="28"/>
-          <w:szCs w:val="28"/>
-        </w:rPr>
+        <w:jc w:val="both"/>
+        <w:rPr/>
       </w:pPr>
       <w:r>
         <w:rPr>
@@ -4440,11 +4444,8 @@
           <w:ilvl w:val="1"/>
           <w:numId w:val="9"/>
         </w:numPr>
-        <w:rPr>
-          <w:rFonts w:ascii="Times New Roman" w:hAnsi="Times New Roman" w:cs="Times New Roman"/>
-          <w:sz w:val="28"/>
-          <w:szCs w:val="28"/>
-        </w:rPr>
+        <w:jc w:val="both"/>
+        <w:rPr/>
       </w:pPr>
       <w:r>
         <w:rPr>
@@ -4462,11 +4463,8 @@
           <w:ilvl w:val="2"/>
           <w:numId w:val="9"/>
         </w:numPr>
-        <w:rPr>
-          <w:rFonts w:ascii="Times New Roman" w:hAnsi="Times New Roman" w:cs="Times New Roman"/>
-          <w:sz w:val="28"/>
-          <w:szCs w:val="28"/>
-        </w:rPr>
+        <w:jc w:val="both"/>
+        <w:rPr/>
       </w:pPr>
       <w:r>
         <w:rPr>
@@ -4484,11 +4482,8 @@
           <w:ilvl w:val="2"/>
           <w:numId w:val="9"/>
         </w:numPr>
-        <w:rPr>
-          <w:rFonts w:ascii="Times New Roman" w:hAnsi="Times New Roman" w:cs="Times New Roman"/>
-          <w:sz w:val="28"/>
-          <w:szCs w:val="28"/>
-        </w:rPr>
+        <w:jc w:val="both"/>
+        <w:rPr/>
       </w:pPr>
       <w:r>
         <w:rPr>
@@ -4506,11 +4501,8 @@
           <w:ilvl w:val="0"/>
           <w:numId w:val="9"/>
         </w:numPr>
-        <w:rPr>
-          <w:rFonts w:ascii="Times New Roman" w:hAnsi="Times New Roman" w:cs="Times New Roman"/>
-          <w:sz w:val="28"/>
-          <w:szCs w:val="28"/>
-        </w:rPr>
+        <w:jc w:val="both"/>
+        <w:rPr/>
       </w:pPr>
       <w:r>
         <w:rPr>
@@ -4524,12 +4516,35 @@
     <w:p>
       <w:pPr>
         <w:pStyle w:val="Normal"/>
-        <w:rPr>
-          <w:rFonts w:ascii="Times New Roman" w:hAnsi="Times New Roman" w:cs="Times New Roman"/>
+        <w:jc w:val="both"/>
+        <w:rPr/>
+      </w:pPr>
+      <w:r>
+        <w:rPr>
+          <w:rFonts w:cs="Times New Roman" w:ascii="Times New Roman" w:hAnsi="Times New Roman"/>
           <w:b/>
-          <w:sz w:val="28"/>
-          <w:szCs w:val="28"/>
-        </w:rPr>
+          <w:bCs/>
+          <w:sz w:val="28"/>
+          <w:szCs w:val="28"/>
+        </w:rPr>
+        <w:t xml:space="preserve">Хэш-функция: </w:t>
+      </w:r>
+      <w:r>
+        <w:rPr>
+          <w:rFonts w:cs="Times New Roman" w:ascii="Times New Roman" w:hAnsi="Times New Roman"/>
+          <w:b w:val="false"/>
+          <w:bCs w:val="false"/>
+          <w:sz w:val="28"/>
+          <w:szCs w:val="28"/>
+        </w:rPr>
+        <w:t>деление с остатком ASCII-кода символа на текущий размер хэш-таблицы. Такая функция обеспечивает равномерное распределение элементов в таблицу.</w:t>
+      </w:r>
+    </w:p>
+    <w:p>
+      <w:pPr>
+        <w:pStyle w:val="Normal"/>
+        <w:jc w:val="both"/>
+        <w:rPr/>
       </w:pPr>
       <w:r>
         <w:rPr>
@@ -4548,11 +4563,8 @@
           <w:ilvl w:val="0"/>
           <w:numId w:val="10"/>
         </w:numPr>
-        <w:rPr>
-          <w:rFonts w:ascii="Times New Roman" w:hAnsi="Times New Roman" w:cs="Times New Roman"/>
-          <w:sz w:val="28"/>
-          <w:szCs w:val="28"/>
-        </w:rPr>
+        <w:jc w:val="both"/>
+        <w:rPr/>
       </w:pPr>
       <w:r>
         <w:rPr>
@@ -4570,11 +4582,8 @@
           <w:ilvl w:val="1"/>
           <w:numId w:val="10"/>
         </w:numPr>
-        <w:rPr>
-          <w:rFonts w:ascii="Times New Roman" w:hAnsi="Times New Roman" w:cs="Times New Roman"/>
-          <w:sz w:val="28"/>
-          <w:szCs w:val="28"/>
-        </w:rPr>
+        <w:jc w:val="both"/>
+        <w:rPr/>
       </w:pPr>
       <w:r>
         <w:rPr>
@@ -4592,11 +4601,8 @@
           <w:ilvl w:val="0"/>
           <w:numId w:val="10"/>
         </w:numPr>
-        <w:rPr>
-          <w:rFonts w:ascii="Times New Roman" w:hAnsi="Times New Roman" w:cs="Times New Roman"/>
-          <w:sz w:val="28"/>
-          <w:szCs w:val="28"/>
-        </w:rPr>
+        <w:jc w:val="both"/>
+        <w:rPr/>
       </w:pPr>
       <w:r>
         <w:rPr>
@@ -4614,11 +4620,8 @@
           <w:ilvl w:val="1"/>
           <w:numId w:val="10"/>
         </w:numPr>
-        <w:rPr>
-          <w:rFonts w:ascii="Times New Roman" w:hAnsi="Times New Roman" w:cs="Times New Roman"/>
-          <w:sz w:val="28"/>
-          <w:szCs w:val="28"/>
-        </w:rPr>
+        <w:jc w:val="both"/>
+        <w:rPr/>
       </w:pPr>
       <w:r>
         <w:rPr>
@@ -4636,11 +4639,8 @@
           <w:ilvl w:val="1"/>
           <w:numId w:val="10"/>
         </w:numPr>
-        <w:rPr>
-          <w:rFonts w:ascii="Times New Roman" w:hAnsi="Times New Roman" w:cs="Times New Roman"/>
-          <w:sz w:val="28"/>
-          <w:szCs w:val="28"/>
-        </w:rPr>
+        <w:jc w:val="both"/>
+        <w:rPr/>
       </w:pPr>
       <w:r>
         <w:rPr>
@@ -4658,11 +4658,8 @@
           <w:ilvl w:val="1"/>
           <w:numId w:val="10"/>
         </w:numPr>
-        <w:rPr>
-          <w:rFonts w:ascii="Times New Roman" w:hAnsi="Times New Roman" w:cs="Times New Roman"/>
-          <w:sz w:val="28"/>
-          <w:szCs w:val="28"/>
-        </w:rPr>
+        <w:jc w:val="both"/>
+        <w:rPr/>
       </w:pPr>
       <w:r>
         <w:rPr>
@@ -4680,11 +4677,8 @@
           <w:ilvl w:val="0"/>
           <w:numId w:val="10"/>
         </w:numPr>
-        <w:rPr>
-          <w:rFonts w:ascii="Times New Roman" w:hAnsi="Times New Roman" w:cs="Times New Roman"/>
-          <w:sz w:val="28"/>
-          <w:szCs w:val="28"/>
-        </w:rPr>
+        <w:jc w:val="both"/>
+        <w:rPr/>
       </w:pPr>
       <w:r>
         <w:rPr>
@@ -4702,11 +4696,8 @@
           <w:ilvl w:val="0"/>
           <w:numId w:val="10"/>
         </w:numPr>
-        <w:rPr>
-          <w:rFonts w:ascii="Times New Roman" w:hAnsi="Times New Roman" w:cs="Times New Roman"/>
-          <w:sz w:val="28"/>
-          <w:szCs w:val="28"/>
-        </w:rPr>
+        <w:jc w:val="both"/>
+        <w:rPr/>
       </w:pPr>
       <w:r>
         <w:rPr>
@@ -4724,11 +4715,8 @@
           <w:ilvl w:val="1"/>
           <w:numId w:val="10"/>
         </w:numPr>
-        <w:rPr>
-          <w:rFonts w:ascii="Times New Roman" w:hAnsi="Times New Roman" w:cs="Times New Roman"/>
-          <w:sz w:val="28"/>
-          <w:szCs w:val="28"/>
-        </w:rPr>
+        <w:jc w:val="both"/>
+        <w:rPr/>
       </w:pPr>
       <w:r>
         <w:rPr>
@@ -4746,11 +4734,8 @@
           <w:ilvl w:val="2"/>
           <w:numId w:val="10"/>
         </w:numPr>
-        <w:rPr>
-          <w:rFonts w:ascii="Times New Roman" w:hAnsi="Times New Roman" w:cs="Times New Roman"/>
-          <w:sz w:val="28"/>
-          <w:szCs w:val="28"/>
-        </w:rPr>
+        <w:jc w:val="both"/>
+        <w:rPr/>
       </w:pPr>
       <w:r>
         <w:rPr>
@@ -4768,11 +4753,8 @@
           <w:ilvl w:val="3"/>
           <w:numId w:val="10"/>
         </w:numPr>
-        <w:rPr>
-          <w:rFonts w:ascii="Times New Roman" w:hAnsi="Times New Roman" w:cs="Times New Roman"/>
-          <w:sz w:val="28"/>
-          <w:szCs w:val="28"/>
-        </w:rPr>
+        <w:jc w:val="both"/>
+        <w:rPr/>
       </w:pPr>
       <w:r>
         <w:rPr>
@@ -4790,11 +4772,8 @@
           <w:ilvl w:val="3"/>
           <w:numId w:val="10"/>
         </w:numPr>
-        <w:rPr>
-          <w:rFonts w:ascii="Times New Roman" w:hAnsi="Times New Roman" w:cs="Times New Roman"/>
-          <w:sz w:val="28"/>
-          <w:szCs w:val="28"/>
-        </w:rPr>
+        <w:jc w:val="both"/>
+        <w:rPr/>
       </w:pPr>
       <w:r>
         <w:rPr>
@@ -4812,11 +4791,8 @@
           <w:ilvl w:val="0"/>
           <w:numId w:val="10"/>
         </w:numPr>
-        <w:rPr>
-          <w:rFonts w:ascii="Times New Roman" w:hAnsi="Times New Roman" w:cs="Times New Roman"/>
-          <w:sz w:val="28"/>
-          <w:szCs w:val="28"/>
-        </w:rPr>
+        <w:jc w:val="both"/>
+        <w:rPr/>
       </w:pPr>
       <w:r>
         <w:rPr>
@@ -4834,11 +4810,8 @@
           <w:ilvl w:val="0"/>
           <w:numId w:val="10"/>
         </w:numPr>
-        <w:rPr>
-          <w:rFonts w:ascii="Times New Roman" w:hAnsi="Times New Roman" w:cs="Times New Roman"/>
-          <w:sz w:val="28"/>
-          <w:szCs w:val="28"/>
-        </w:rPr>
+        <w:jc w:val="both"/>
+        <w:rPr/>
       </w:pPr>
       <w:r>
         <w:rPr>
@@ -4852,30 +4825,8 @@
     <w:p>
       <w:pPr>
         <w:pStyle w:val="Normal"/>
-        <w:ind w:firstLine="708"/>
-        <w:rPr>
-          <w:rFonts w:ascii="Times New Roman" w:hAnsi="Times New Roman" w:cs="Times New Roman"/>
-          <w:sz w:val="28"/>
-          <w:szCs w:val="28"/>
-        </w:rPr>
-      </w:pPr>
-      <w:r>
-        <w:rPr>
-          <w:rFonts w:cs="Times New Roman" w:ascii="Times New Roman" w:hAnsi="Times New Roman"/>
-          <w:sz w:val="28"/>
-          <w:szCs w:val="28"/>
-        </w:rPr>
-      </w:r>
-    </w:p>
-    <w:p>
-      <w:pPr>
-        <w:pStyle w:val="Normal"/>
-        <w:rPr>
-          <w:rFonts w:ascii="Times New Roman" w:hAnsi="Times New Roman" w:cs="Times New Roman"/>
-          <w:b/>
-          <w:sz w:val="28"/>
-          <w:szCs w:val="28"/>
-        </w:rPr>
+        <w:jc w:val="both"/>
+        <w:rPr/>
       </w:pPr>
       <w:r>
         <w:rPr>
@@ -4894,11 +4845,8 @@
           <w:ilvl w:val="0"/>
           <w:numId w:val="11"/>
         </w:numPr>
-        <w:rPr>
-          <w:rFonts w:ascii="Times New Roman" w:hAnsi="Times New Roman" w:cs="Times New Roman"/>
-          <w:sz w:val="28"/>
-          <w:szCs w:val="28"/>
-        </w:rPr>
+        <w:jc w:val="both"/>
+        <w:rPr/>
       </w:pPr>
       <w:r>
         <w:rPr>
@@ -4916,11 +4864,8 @@
           <w:ilvl w:val="1"/>
           <w:numId w:val="11"/>
         </w:numPr>
-        <w:rPr>
-          <w:rFonts w:ascii="Times New Roman" w:hAnsi="Times New Roman" w:cs="Times New Roman"/>
-          <w:sz w:val="28"/>
-          <w:szCs w:val="28"/>
-        </w:rPr>
+        <w:jc w:val="both"/>
+        <w:rPr/>
       </w:pPr>
       <w:r>
         <w:rPr>
@@ -4938,11 +4883,8 @@
           <w:ilvl w:val="0"/>
           <w:numId w:val="11"/>
         </w:numPr>
-        <w:rPr>
-          <w:rFonts w:ascii="Times New Roman" w:hAnsi="Times New Roman" w:cs="Times New Roman"/>
-          <w:sz w:val="28"/>
-          <w:szCs w:val="28"/>
-        </w:rPr>
+        <w:jc w:val="both"/>
+        <w:rPr/>
       </w:pPr>
       <w:r>
         <w:rPr>
@@ -4960,11 +4902,8 @@
           <w:ilvl w:val="1"/>
           <w:numId w:val="11"/>
         </w:numPr>
-        <w:rPr>
-          <w:rFonts w:ascii="Times New Roman" w:hAnsi="Times New Roman" w:cs="Times New Roman"/>
-          <w:sz w:val="28"/>
-          <w:szCs w:val="28"/>
-        </w:rPr>
+        <w:jc w:val="both"/>
+        <w:rPr/>
       </w:pPr>
       <w:r>
         <w:rPr>
@@ -4982,11 +4921,8 @@
           <w:ilvl w:val="1"/>
           <w:numId w:val="11"/>
         </w:numPr>
-        <w:rPr>
-          <w:rFonts w:ascii="Times New Roman" w:hAnsi="Times New Roman" w:cs="Times New Roman"/>
-          <w:sz w:val="28"/>
-          <w:szCs w:val="28"/>
-        </w:rPr>
+        <w:jc w:val="both"/>
+        <w:rPr/>
       </w:pPr>
       <w:r>
         <w:rPr>
@@ -5004,11 +4940,8 @@
           <w:ilvl w:val="1"/>
           <w:numId w:val="11"/>
         </w:numPr>
-        <w:rPr>
-          <w:rFonts w:ascii="Times New Roman" w:hAnsi="Times New Roman" w:cs="Times New Roman"/>
-          <w:sz w:val="28"/>
-          <w:szCs w:val="28"/>
-        </w:rPr>
+        <w:jc w:val="both"/>
+        <w:rPr/>
       </w:pPr>
       <w:r>
         <w:rPr>
@@ -5026,11 +4959,8 @@
           <w:ilvl w:val="0"/>
           <w:numId w:val="11"/>
         </w:numPr>
-        <w:rPr>
-          <w:rFonts w:ascii="Times New Roman" w:hAnsi="Times New Roman" w:cs="Times New Roman"/>
-          <w:sz w:val="28"/>
-          <w:szCs w:val="28"/>
-        </w:rPr>
+        <w:jc w:val="both"/>
+        <w:rPr/>
       </w:pPr>
       <w:r>
         <w:rPr>
@@ -5048,11 +4978,8 @@
           <w:ilvl w:val="0"/>
           <w:numId w:val="11"/>
         </w:numPr>
-        <w:rPr>
-          <w:rFonts w:ascii="Times New Roman" w:hAnsi="Times New Roman" w:cs="Times New Roman"/>
-          <w:sz w:val="28"/>
-          <w:szCs w:val="28"/>
-        </w:rPr>
+        <w:jc w:val="both"/>
+        <w:rPr/>
       </w:pPr>
       <w:r>
         <w:rPr>
@@ -5070,11 +4997,8 @@
           <w:ilvl w:val="1"/>
           <w:numId w:val="11"/>
         </w:numPr>
-        <w:rPr>
-          <w:rFonts w:ascii="Times New Roman" w:hAnsi="Times New Roman" w:cs="Times New Roman"/>
-          <w:sz w:val="28"/>
-          <w:szCs w:val="28"/>
-        </w:rPr>
+        <w:jc w:val="both"/>
+        <w:rPr/>
       </w:pPr>
       <w:r>
         <w:rPr>
@@ -5092,11 +5016,8 @@
           <w:ilvl w:val="2"/>
           <w:numId w:val="11"/>
         </w:numPr>
-        <w:rPr>
-          <w:rFonts w:ascii="Times New Roman" w:hAnsi="Times New Roman" w:cs="Times New Roman"/>
-          <w:sz w:val="28"/>
-          <w:szCs w:val="28"/>
-        </w:rPr>
+        <w:jc w:val="both"/>
+        <w:rPr/>
       </w:pPr>
       <w:r>
         <w:rPr>
@@ -5114,11 +5035,8 @@
           <w:ilvl w:val="3"/>
           <w:numId w:val="11"/>
         </w:numPr>
-        <w:rPr>
-          <w:rFonts w:ascii="Times New Roman" w:hAnsi="Times New Roman" w:cs="Times New Roman"/>
-          <w:sz w:val="28"/>
-          <w:szCs w:val="28"/>
-        </w:rPr>
+        <w:jc w:val="both"/>
+        <w:rPr/>
       </w:pPr>
       <w:r>
         <w:rPr>
@@ -5136,11 +5054,8 @@
           <w:ilvl w:val="3"/>
           <w:numId w:val="11"/>
         </w:numPr>
-        <w:rPr>
-          <w:rFonts w:ascii="Times New Roman" w:hAnsi="Times New Roman" w:cs="Times New Roman"/>
-          <w:sz w:val="28"/>
-          <w:szCs w:val="28"/>
-        </w:rPr>
+        <w:jc w:val="both"/>
+        <w:rPr/>
       </w:pPr>
       <w:r>
         <w:rPr>
@@ -5158,11 +5073,8 @@
           <w:ilvl w:val="0"/>
           <w:numId w:val="11"/>
         </w:numPr>
-        <w:rPr>
-          <w:rFonts w:ascii="Times New Roman" w:hAnsi="Times New Roman" w:cs="Times New Roman"/>
-          <w:sz w:val="28"/>
-          <w:szCs w:val="28"/>
-        </w:rPr>
+        <w:jc w:val="both"/>
+        <w:rPr/>
       </w:pPr>
       <w:r>
         <w:rPr>
@@ -5180,11 +5092,8 @@
           <w:ilvl w:val="0"/>
           <w:numId w:val="11"/>
         </w:numPr>
-        <w:rPr>
-          <w:rFonts w:ascii="Times New Roman" w:hAnsi="Times New Roman" w:cs="Times New Roman"/>
-          <w:sz w:val="28"/>
-          <w:szCs w:val="28"/>
-        </w:rPr>
+        <w:jc w:val="both"/>
+        <w:rPr/>
       </w:pPr>
       <w:r>
         <w:rPr>
@@ -5198,12 +5107,8 @@
     <w:p>
       <w:pPr>
         <w:pStyle w:val="Normal"/>
-        <w:rPr>
-          <w:rFonts w:ascii="Times New Roman" w:hAnsi="Times New Roman" w:cs="Times New Roman"/>
-          <w:b/>
-          <w:sz w:val="28"/>
-          <w:szCs w:val="28"/>
-        </w:rPr>
+        <w:jc w:val="both"/>
+        <w:rPr/>
       </w:pPr>
       <w:r>
         <w:rPr>
@@ -5222,11 +5127,8 @@
           <w:ilvl w:val="0"/>
           <w:numId w:val="12"/>
         </w:numPr>
-        <w:rPr>
-          <w:rFonts w:ascii="Times New Roman" w:hAnsi="Times New Roman" w:cs="Times New Roman"/>
-          <w:sz w:val="28"/>
-          <w:szCs w:val="28"/>
-        </w:rPr>
+        <w:jc w:val="both"/>
+        <w:rPr/>
       </w:pPr>
       <w:r>
         <w:rPr>
@@ -5244,11 +5146,8 @@
           <w:ilvl w:val="0"/>
           <w:numId w:val="12"/>
         </w:numPr>
-        <w:rPr>
-          <w:rFonts w:ascii="Times New Roman" w:hAnsi="Times New Roman" w:cs="Times New Roman"/>
-          <w:sz w:val="28"/>
-          <w:szCs w:val="28"/>
-        </w:rPr>
+        <w:jc w:val="both"/>
+        <w:rPr/>
       </w:pPr>
       <w:r>
         <w:rPr>
@@ -5266,11 +5165,8 @@
           <w:ilvl w:val="1"/>
           <w:numId w:val="12"/>
         </w:numPr>
-        <w:rPr>
-          <w:rFonts w:ascii="Times New Roman" w:hAnsi="Times New Roman" w:cs="Times New Roman"/>
-          <w:sz w:val="28"/>
-          <w:szCs w:val="28"/>
-        </w:rPr>
+        <w:jc w:val="both"/>
+        <w:rPr/>
       </w:pPr>
       <w:r>
         <w:rPr>
@@ -5288,11 +5184,8 @@
           <w:ilvl w:val="1"/>
           <w:numId w:val="12"/>
         </w:numPr>
-        <w:rPr>
-          <w:rFonts w:ascii="Times New Roman" w:hAnsi="Times New Roman" w:cs="Times New Roman"/>
-          <w:sz w:val="28"/>
-          <w:szCs w:val="28"/>
-        </w:rPr>
+        <w:jc w:val="both"/>
+        <w:rPr/>
       </w:pPr>
       <w:r>
         <w:rPr>
@@ -5310,11 +5203,8 @@
           <w:ilvl w:val="1"/>
           <w:numId w:val="12"/>
         </w:numPr>
-        <w:rPr>
-          <w:rFonts w:ascii="Times New Roman" w:hAnsi="Times New Roman" w:cs="Times New Roman"/>
-          <w:sz w:val="28"/>
-          <w:szCs w:val="28"/>
-        </w:rPr>
+        <w:jc w:val="both"/>
+        <w:rPr/>
       </w:pPr>
       <w:r>
         <w:rPr>
@@ -5332,11 +5222,8 @@
           <w:ilvl w:val="1"/>
           <w:numId w:val="12"/>
         </w:numPr>
-        <w:rPr>
-          <w:rFonts w:ascii="Times New Roman" w:hAnsi="Times New Roman" w:cs="Times New Roman"/>
-          <w:sz w:val="28"/>
-          <w:szCs w:val="28"/>
-        </w:rPr>
+        <w:jc w:val="both"/>
+        <w:rPr/>
       </w:pPr>
       <w:r>
         <w:rPr>
@@ -5354,11 +5241,8 @@
           <w:ilvl w:val="0"/>
           <w:numId w:val="12"/>
         </w:numPr>
-        <w:rPr>
-          <w:rFonts w:ascii="Times New Roman" w:hAnsi="Times New Roman" w:cs="Times New Roman"/>
-          <w:sz w:val="28"/>
-          <w:szCs w:val="28"/>
-        </w:rPr>
+        <w:jc w:val="both"/>
+        <w:rPr/>
       </w:pPr>
       <w:r>
         <w:rPr>
@@ -5376,11 +5260,8 @@
           <w:ilvl w:val="0"/>
           <w:numId w:val="12"/>
         </w:numPr>
-        <w:rPr>
-          <w:rFonts w:ascii="Times New Roman" w:hAnsi="Times New Roman" w:cs="Times New Roman"/>
-          <w:sz w:val="28"/>
-          <w:szCs w:val="28"/>
-        </w:rPr>
+        <w:jc w:val="both"/>
+        <w:rPr/>
       </w:pPr>
       <w:r>
         <w:rPr>
@@ -5398,11 +5279,8 @@
           <w:ilvl w:val="1"/>
           <w:numId w:val="12"/>
         </w:numPr>
-        <w:rPr>
-          <w:rFonts w:ascii="Times New Roman" w:hAnsi="Times New Roman" w:cs="Times New Roman"/>
-          <w:sz w:val="28"/>
-          <w:szCs w:val="28"/>
-        </w:rPr>
+        <w:jc w:val="both"/>
+        <w:rPr/>
       </w:pPr>
       <w:r>
         <w:rPr>
@@ -5420,11 +5298,8 @@
           <w:ilvl w:val="2"/>
           <w:numId w:val="12"/>
         </w:numPr>
-        <w:rPr>
-          <w:rFonts w:ascii="Times New Roman" w:hAnsi="Times New Roman" w:cs="Times New Roman"/>
-          <w:sz w:val="28"/>
-          <w:szCs w:val="28"/>
-        </w:rPr>
+        <w:jc w:val="both"/>
+        <w:rPr/>
       </w:pPr>
       <w:r>
         <w:rPr>
@@ -5442,11 +5317,8 @@
           <w:ilvl w:val="2"/>
           <w:numId w:val="12"/>
         </w:numPr>
-        <w:rPr>
-          <w:rFonts w:ascii="Times New Roman" w:hAnsi="Times New Roman" w:cs="Times New Roman"/>
-          <w:sz w:val="28"/>
-          <w:szCs w:val="28"/>
-        </w:rPr>
+        <w:jc w:val="both"/>
+        <w:rPr/>
       </w:pPr>
       <w:r>
         <w:rPr>
@@ -5464,11 +5336,8 @@
           <w:ilvl w:val="2"/>
           <w:numId w:val="12"/>
         </w:numPr>
-        <w:rPr>
-          <w:rFonts w:ascii="Times New Roman" w:hAnsi="Times New Roman" w:cs="Times New Roman"/>
-          <w:sz w:val="28"/>
-          <w:szCs w:val="28"/>
-        </w:rPr>
+        <w:jc w:val="both"/>
+        <w:rPr/>
       </w:pPr>
       <w:r>
         <w:rPr>
@@ -5486,11 +5355,8 @@
           <w:ilvl w:val="2"/>
           <w:numId w:val="12"/>
         </w:numPr>
-        <w:rPr>
-          <w:rFonts w:ascii="Times New Roman" w:hAnsi="Times New Roman" w:cs="Times New Roman"/>
-          <w:sz w:val="28"/>
-          <w:szCs w:val="28"/>
-        </w:rPr>
+        <w:jc w:val="both"/>
+        <w:rPr/>
       </w:pPr>
       <w:r>
         <w:rPr>
@@ -5508,11 +5374,8 @@
           <w:ilvl w:val="0"/>
           <w:numId w:val="12"/>
         </w:numPr>
-        <w:rPr>
-          <w:rFonts w:ascii="Times New Roman" w:hAnsi="Times New Roman" w:cs="Times New Roman"/>
-          <w:sz w:val="28"/>
-          <w:szCs w:val="28"/>
-        </w:rPr>
+        <w:jc w:val="both"/>
+        <w:rPr/>
       </w:pPr>
       <w:r>
         <w:rPr>
@@ -5530,11 +5393,8 @@
           <w:ilvl w:val="1"/>
           <w:numId w:val="12"/>
         </w:numPr>
-        <w:rPr>
-          <w:rFonts w:ascii="Times New Roman" w:hAnsi="Times New Roman" w:cs="Times New Roman"/>
-          <w:sz w:val="28"/>
-          <w:szCs w:val="28"/>
-        </w:rPr>
+        <w:jc w:val="both"/>
+        <w:rPr/>
       </w:pPr>
       <w:r>
         <w:rPr>
@@ -5552,11 +5412,8 @@
           <w:ilvl w:val="1"/>
           <w:numId w:val="12"/>
         </w:numPr>
-        <w:rPr>
-          <w:rFonts w:ascii="Times New Roman" w:hAnsi="Times New Roman" w:cs="Times New Roman"/>
-          <w:sz w:val="28"/>
-          <w:szCs w:val="28"/>
-        </w:rPr>
+        <w:jc w:val="both"/>
+        <w:rPr/>
       </w:pPr>
       <w:r>
         <w:rPr>
@@ -5574,11 +5431,8 @@
           <w:ilvl w:val="0"/>
           <w:numId w:val="12"/>
         </w:numPr>
-        <w:rPr>
-          <w:rFonts w:ascii="Times New Roman" w:hAnsi="Times New Roman" w:cs="Times New Roman"/>
-          <w:sz w:val="28"/>
-          <w:szCs w:val="28"/>
-        </w:rPr>
+        <w:jc w:val="both"/>
+        <w:rPr/>
       </w:pPr>
       <w:r>
         <w:rPr>
@@ -5596,11 +5450,8 @@
           <w:ilvl w:val="0"/>
           <w:numId w:val="12"/>
         </w:numPr>
-        <w:rPr>
-          <w:rFonts w:ascii="Times New Roman" w:hAnsi="Times New Roman" w:cs="Times New Roman"/>
-          <w:sz w:val="28"/>
-          <w:szCs w:val="28"/>
-        </w:rPr>
+        <w:jc w:val="both"/>
+        <w:rPr/>
       </w:pPr>
       <w:r>
         <w:rPr>
@@ -11877,25 +11728,6 @@
           <w:lang w:val="en-US"/>
         </w:rPr>
         <w:t>void compare_all_structures(void);</w:t>
-      </w:r>
-    </w:p>
-    <w:p>
-      <w:pPr>
-        <w:pStyle w:val="Normal"/>
-        <w:rPr>
-          <w:rFonts w:ascii="Times New Roman" w:hAnsi="Times New Roman" w:cs="Times New Roman"/>
-          <w:sz w:val="28"/>
-          <w:szCs w:val="28"/>
-          <w:lang w:val="en-US"/>
-        </w:rPr>
-      </w:pPr>
-      <w:r>
-        <w:rPr>
-          <w:rFonts w:cs="Times New Roman" w:ascii="Times New Roman" w:hAnsi="Times New Roman"/>
-          <w:sz w:val="28"/>
-          <w:szCs w:val="28"/>
-          <w:lang w:val="en-US"/>
-        </w:rPr>
       </w:r>
     </w:p>
     <w:p>
@@ -12088,8 +11920,8 @@
         <w:tblLook w:val="04a0" w:noHBand="0" w:noVBand="1" w:firstColumn="1" w:lastRow="0" w:lastColumn="0" w:firstRow="1"/>
       </w:tblPr>
       <w:tblGrid>
-        <w:gridCol w:w="2358"/>
-        <w:gridCol w:w="7269"/>
+        <w:gridCol w:w="2356"/>
+        <w:gridCol w:w="7271"/>
       </w:tblGrid>
       <w:tr>
         <w:trPr/>
@@ -12103,6 +11935,7 @@
             <w:pPr>
               <w:pStyle w:val="Normal"/>
               <w:widowControl/>
+              <w:suppressAutoHyphens w:val="true"/>
               <w:spacing w:lineRule="auto" w:line="240" w:before="0" w:after="0"/>
               <w:ind w:firstLine="708"/>
               <w:jc w:val="left"/>
@@ -12131,13 +11964,14 @@
         <w:trPr/>
         <w:tc>
           <w:tcPr>
-            <w:tcW w:w="2358" w:type="dxa"/>
+            <w:tcW w:w="2356" w:type="dxa"/>
             <w:tcBorders/>
           </w:tcPr>
           <w:p>
             <w:pPr>
               <w:pStyle w:val="Normal"/>
               <w:widowControl/>
+              <w:suppressAutoHyphens w:val="true"/>
               <w:spacing w:lineRule="auto" w:line="240" w:before="0" w:after="0"/>
               <w:jc w:val="left"/>
               <w:rPr>
@@ -12162,13 +11996,14 @@
         </w:tc>
         <w:tc>
           <w:tcPr>
-            <w:tcW w:w="7269" w:type="dxa"/>
+            <w:tcW w:w="7271" w:type="dxa"/>
             <w:tcBorders/>
           </w:tcPr>
           <w:p>
             <w:pPr>
               <w:pStyle w:val="Normal"/>
               <w:widowControl/>
+              <w:suppressAutoHyphens w:val="true"/>
               <w:spacing w:lineRule="auto" w:line="240" w:before="0" w:after="0"/>
               <w:jc w:val="left"/>
               <w:rPr>
@@ -12196,13 +12031,14 @@
         <w:trPr/>
         <w:tc>
           <w:tcPr>
-            <w:tcW w:w="2358" w:type="dxa"/>
+            <w:tcW w:w="2356" w:type="dxa"/>
             <w:tcBorders/>
           </w:tcPr>
           <w:p>
             <w:pPr>
               <w:pStyle w:val="Normal"/>
               <w:widowControl/>
+              <w:suppressAutoHyphens w:val="true"/>
               <w:spacing w:lineRule="auto" w:line="240" w:before="0" w:after="0"/>
               <w:jc w:val="left"/>
               <w:rPr>
@@ -12225,13 +12061,14 @@
         </w:tc>
         <w:tc>
           <w:tcPr>
-            <w:tcW w:w="7269" w:type="dxa"/>
+            <w:tcW w:w="7271" w:type="dxa"/>
             <w:tcBorders/>
           </w:tcPr>
           <w:p>
             <w:pPr>
               <w:pStyle w:val="Normal"/>
               <w:widowControl/>
+              <w:suppressAutoHyphens w:val="true"/>
               <w:spacing w:lineRule="auto" w:line="240" w:before="0" w:after="0"/>
               <w:jc w:val="left"/>
               <w:rPr>
@@ -12278,13 +12115,14 @@
         <w:trPr/>
         <w:tc>
           <w:tcPr>
-            <w:tcW w:w="2358" w:type="dxa"/>
+            <w:tcW w:w="2356" w:type="dxa"/>
             <w:tcBorders/>
           </w:tcPr>
           <w:p>
             <w:pPr>
               <w:pStyle w:val="Normal"/>
               <w:widowControl/>
+              <w:suppressAutoHyphens w:val="true"/>
               <w:spacing w:lineRule="auto" w:line="240" w:before="0" w:after="0"/>
               <w:jc w:val="left"/>
               <w:rPr>
@@ -12307,13 +12145,14 @@
         </w:tc>
         <w:tc>
           <w:tcPr>
-            <w:tcW w:w="7269" w:type="dxa"/>
+            <w:tcW w:w="7271" w:type="dxa"/>
             <w:tcBorders/>
           </w:tcPr>
           <w:p>
             <w:pPr>
               <w:pStyle w:val="Normal"/>
               <w:widowControl/>
+              <w:suppressAutoHyphens w:val="true"/>
               <w:spacing w:lineRule="auto" w:line="240" w:before="0" w:after="0"/>
               <w:jc w:val="left"/>
               <w:rPr>
@@ -12323,11 +12162,7 @@
               </w:rPr>
             </w:pPr>
             <w:r>
-              <w:rPr>
-                <w:rFonts w:eastAsia="Calibri"/>
-                <w:kern w:val="0"/>
-                <w:lang w:val="ru-RU" w:eastAsia="en-US" w:bidi="ar-SA"/>
-              </w:rPr>
+              <w:rPr/>
               <w:drawing>
                 <wp:inline distT="0" distB="0" distL="0" distR="0">
                   <wp:extent cx="1190625" cy="1176655"/>
@@ -12373,13 +12208,14 @@
         <w:trPr/>
         <w:tc>
           <w:tcPr>
-            <w:tcW w:w="2358" w:type="dxa"/>
+            <w:tcW w:w="2356" w:type="dxa"/>
             <w:tcBorders/>
           </w:tcPr>
           <w:p>
             <w:pPr>
               <w:pStyle w:val="Normal"/>
               <w:widowControl/>
+              <w:suppressAutoHyphens w:val="true"/>
               <w:spacing w:lineRule="auto" w:line="240" w:before="0" w:after="0"/>
               <w:jc w:val="left"/>
               <w:rPr>
@@ -12403,6 +12239,7 @@
             <w:pPr>
               <w:pStyle w:val="Normal"/>
               <w:widowControl/>
+              <w:suppressAutoHyphens w:val="true"/>
               <w:spacing w:lineRule="auto" w:line="240" w:before="0" w:after="0"/>
               <w:jc w:val="left"/>
               <w:rPr>
@@ -12456,13 +12293,14 @@
         </w:tc>
         <w:tc>
           <w:tcPr>
-            <w:tcW w:w="7269" w:type="dxa"/>
+            <w:tcW w:w="7271" w:type="dxa"/>
             <w:tcBorders/>
           </w:tcPr>
           <w:p>
             <w:pPr>
               <w:pStyle w:val="Normal"/>
               <w:widowControl/>
+              <w:suppressAutoHyphens w:val="true"/>
               <w:spacing w:lineRule="auto" w:line="240" w:before="0" w:after="0"/>
               <w:jc w:val="left"/>
               <w:rPr>
@@ -12470,13 +12308,7 @@
               </w:rPr>
             </w:pPr>
             <w:r>
-              <w:rPr>
-                <w:rFonts w:eastAsia="Calibri" w:cs=""/>
-                <w:kern w:val="0"/>
-                <w:sz w:val="22"/>
-                <w:szCs w:val="22"/>
-                <w:lang w:val="ru-RU" w:bidi="ar-SA"/>
-              </w:rPr>
+              <w:rPr/>
               <w:drawing>
                 <wp:inline distT="0" distB="0" distL="0" distR="0">
                   <wp:extent cx="1483995" cy="2545715"/>
@@ -12522,13 +12354,14 @@
         <w:trPr/>
         <w:tc>
           <w:tcPr>
-            <w:tcW w:w="2358" w:type="dxa"/>
+            <w:tcW w:w="2356" w:type="dxa"/>
             <w:tcBorders/>
           </w:tcPr>
           <w:p>
             <w:pPr>
               <w:pStyle w:val="Normal"/>
               <w:widowControl/>
+              <w:suppressAutoHyphens w:val="true"/>
               <w:spacing w:lineRule="auto" w:line="240" w:before="0" w:after="0"/>
               <w:jc w:val="left"/>
               <w:rPr>
@@ -12551,13 +12384,14 @@
         </w:tc>
         <w:tc>
           <w:tcPr>
-            <w:tcW w:w="7269" w:type="dxa"/>
+            <w:tcW w:w="7271" w:type="dxa"/>
             <w:tcBorders/>
           </w:tcPr>
           <w:p>
             <w:pPr>
               <w:pStyle w:val="Normal"/>
               <w:widowControl/>
+              <w:suppressAutoHyphens w:val="true"/>
               <w:spacing w:lineRule="auto" w:line="240" w:before="0" w:after="0"/>
               <w:jc w:val="left"/>
               <w:rPr>
@@ -12565,13 +12399,7 @@
               </w:rPr>
             </w:pPr>
             <w:r>
-              <w:rPr>
-                <w:rFonts w:eastAsia="Calibri" w:cs=""/>
-                <w:kern w:val="0"/>
-                <w:sz w:val="22"/>
-                <w:szCs w:val="22"/>
-                <w:lang w:val="ru-RU" w:eastAsia="en-US" w:bidi="ar-SA"/>
-              </w:rPr>
+              <w:rPr/>
               <w:drawing>
                 <wp:inline distT="0" distB="0" distL="0" distR="0">
                   <wp:extent cx="1547495" cy="3316605"/>
@@ -12621,13 +12449,7 @@
               <w:t xml:space="preserve"> </w:t>
             </w:r>
             <w:r>
-              <w:rPr>
-                <w:rFonts w:eastAsia="Calibri" w:cs=""/>
-                <w:kern w:val="0"/>
-                <w:sz w:val="22"/>
-                <w:szCs w:val="22"/>
-                <w:lang w:val="ru-RU" w:eastAsia="en-US" w:bidi="ar-SA"/>
-              </w:rPr>
+              <w:rPr/>
               <w:drawing>
                 <wp:inline distT="0" distB="0" distL="0" distR="0">
                   <wp:extent cx="1545590" cy="3313430"/>
@@ -12673,13 +12495,14 @@
         <w:trPr/>
         <w:tc>
           <w:tcPr>
-            <w:tcW w:w="2358" w:type="dxa"/>
+            <w:tcW w:w="2356" w:type="dxa"/>
             <w:tcBorders/>
           </w:tcPr>
           <w:p>
             <w:pPr>
               <w:pStyle w:val="Normal"/>
               <w:widowControl/>
+              <w:suppressAutoHyphens w:val="true"/>
               <w:spacing w:lineRule="auto" w:line="240" w:before="0" w:after="0"/>
               <w:jc w:val="left"/>
               <w:rPr>
@@ -12702,13 +12525,14 @@
         </w:tc>
         <w:tc>
           <w:tcPr>
-            <w:tcW w:w="7269" w:type="dxa"/>
+            <w:tcW w:w="7271" w:type="dxa"/>
             <w:tcBorders/>
           </w:tcPr>
           <w:p>
             <w:pPr>
               <w:pStyle w:val="Normal"/>
               <w:widowControl/>
+              <w:suppressAutoHyphens w:val="true"/>
               <w:spacing w:lineRule="auto" w:line="240" w:before="0" w:after="0"/>
               <w:jc w:val="left"/>
               <w:rPr>
@@ -12716,13 +12540,7 @@
               </w:rPr>
             </w:pPr>
             <w:r>
-              <w:rPr>
-                <w:rFonts w:eastAsia="Calibri" w:cs=""/>
-                <w:kern w:val="0"/>
-                <w:sz w:val="22"/>
-                <w:szCs w:val="22"/>
-                <w:lang w:val="ru-RU" w:eastAsia="en-US" w:bidi="ar-SA"/>
-              </w:rPr>
+              <w:rPr/>
               <w:drawing>
                 <wp:inline distT="0" distB="0" distL="0" distR="0">
                   <wp:extent cx="1403350" cy="3008630"/>
@@ -12772,13 +12590,7 @@
               <w:t xml:space="preserve"> </w:t>
             </w:r>
             <w:r>
-              <w:rPr>
-                <w:rFonts w:eastAsia="Calibri" w:cs=""/>
-                <w:kern w:val="0"/>
-                <w:sz w:val="22"/>
-                <w:szCs w:val="22"/>
-                <w:lang w:val="ru-RU" w:eastAsia="en-US" w:bidi="ar-SA"/>
-              </w:rPr>
+              <w:rPr/>
               <w:drawing>
                 <wp:inline distT="0" distB="0" distL="0" distR="0">
                   <wp:extent cx="1410335" cy="3023870"/>
@@ -12818,13 +12630,7 @@
               </w:drawing>
             </w:r>
             <w:r>
-              <w:rPr>
-                <w:rFonts w:eastAsia="Calibri" w:cs=""/>
-                <w:kern w:val="0"/>
-                <w:sz w:val="22"/>
-                <w:szCs w:val="22"/>
-                <w:lang w:val="ru-RU" w:eastAsia="en-US" w:bidi="ar-SA"/>
-              </w:rPr>
+              <w:rPr/>
               <w:drawing>
                 <wp:inline distT="0" distB="0" distL="0" distR="0">
                   <wp:extent cx="1333500" cy="1760855"/>
@@ -12870,13 +12676,14 @@
         <w:trPr/>
         <w:tc>
           <w:tcPr>
-            <w:tcW w:w="2358" w:type="dxa"/>
+            <w:tcW w:w="2356" w:type="dxa"/>
             <w:tcBorders/>
           </w:tcPr>
           <w:p>
             <w:pPr>
               <w:pStyle w:val="Normal"/>
               <w:widowControl/>
+              <w:suppressAutoHyphens w:val="true"/>
               <w:spacing w:lineRule="auto" w:line="240" w:before="0" w:after="0"/>
               <w:jc w:val="left"/>
               <w:rPr>
@@ -12899,13 +12706,14 @@
         </w:tc>
         <w:tc>
           <w:tcPr>
-            <w:tcW w:w="7269" w:type="dxa"/>
+            <w:tcW w:w="7271" w:type="dxa"/>
             <w:tcBorders/>
           </w:tcPr>
           <w:p>
             <w:pPr>
               <w:pStyle w:val="Normal"/>
               <w:widowControl/>
+              <w:suppressAutoHyphens w:val="true"/>
               <w:spacing w:lineRule="auto" w:line="240" w:before="0" w:after="0"/>
               <w:jc w:val="left"/>
               <w:rPr>
@@ -12913,13 +12721,7 @@
               </w:rPr>
             </w:pPr>
             <w:r>
-              <w:rPr>
-                <w:rFonts w:eastAsia="Calibri" w:cs=""/>
-                <w:kern w:val="0"/>
-                <w:sz w:val="22"/>
-                <w:szCs w:val="22"/>
-                <w:lang w:val="ru-RU" w:bidi="ar-SA"/>
-              </w:rPr>
+              <w:rPr/>
               <w:drawing>
                 <wp:inline distT="0" distB="0" distL="0" distR="0">
                   <wp:extent cx="1369695" cy="4920615"/>
@@ -12959,13 +12761,7 @@
               </w:drawing>
             </w:r>
             <w:r>
-              <w:rPr>
-                <w:rFonts w:eastAsia="Calibri" w:cs=""/>
-                <w:kern w:val="0"/>
-                <w:sz w:val="22"/>
-                <w:szCs w:val="22"/>
-                <w:lang w:val="ru-RU" w:bidi="ar-SA"/>
-              </w:rPr>
+              <w:rPr/>
               <w:drawing>
                 <wp:inline distT="0" distB="0" distL="0" distR="0">
                   <wp:extent cx="2818130" cy="2383790"/>
@@ -13011,13 +12807,14 @@
         <w:trPr/>
         <w:tc>
           <w:tcPr>
-            <w:tcW w:w="2358" w:type="dxa"/>
+            <w:tcW w:w="2356" w:type="dxa"/>
             <w:tcBorders/>
           </w:tcPr>
           <w:p>
             <w:pPr>
               <w:pStyle w:val="Normal"/>
               <w:widowControl/>
+              <w:suppressAutoHyphens w:val="true"/>
               <w:spacing w:lineRule="auto" w:line="240" w:before="0" w:after="0"/>
               <w:jc w:val="left"/>
               <w:rPr>
@@ -13040,13 +12837,14 @@
         </w:tc>
         <w:tc>
           <w:tcPr>
-            <w:tcW w:w="7269" w:type="dxa"/>
+            <w:tcW w:w="7271" w:type="dxa"/>
             <w:tcBorders/>
           </w:tcPr>
           <w:p>
             <w:pPr>
               <w:pStyle w:val="Normal"/>
               <w:widowControl/>
+              <w:suppressAutoHyphens w:val="true"/>
               <w:spacing w:lineRule="auto" w:line="240" w:before="0" w:after="0"/>
               <w:jc w:val="left"/>
               <w:rPr>
@@ -13054,13 +12852,7 @@
               </w:rPr>
             </w:pPr>
             <w:r>
-              <w:rPr>
-                <w:rFonts w:eastAsia="Calibri" w:cs=""/>
-                <w:kern w:val="0"/>
-                <w:sz w:val="22"/>
-                <w:szCs w:val="22"/>
-                <w:lang w:val="ru-RU" w:bidi="ar-SA"/>
-              </w:rPr>
+              <w:rPr/>
               <w:drawing>
                 <wp:inline distT="0" distB="0" distL="0" distR="0">
                   <wp:extent cx="1918335" cy="1362075"/>
@@ -13100,13 +12892,7 @@
               </w:drawing>
             </w:r>
             <w:r>
-              <w:rPr>
-                <w:rFonts w:eastAsia="Calibri" w:cs=""/>
-                <w:kern w:val="0"/>
-                <w:sz w:val="22"/>
-                <w:szCs w:val="22"/>
-                <w:lang w:val="ru-RU" w:bidi="ar-SA"/>
-              </w:rPr>
+              <w:rPr/>
               <w:drawing>
                 <wp:inline distT="0" distB="0" distL="0" distR="0">
                   <wp:extent cx="2183130" cy="2713355"/>
@@ -13152,13 +12938,14 @@
         <w:trPr/>
         <w:tc>
           <w:tcPr>
-            <w:tcW w:w="2358" w:type="dxa"/>
+            <w:tcW w:w="2356" w:type="dxa"/>
             <w:tcBorders/>
           </w:tcPr>
           <w:p>
             <w:pPr>
               <w:pStyle w:val="Normal"/>
               <w:widowControl/>
+              <w:suppressAutoHyphens w:val="true"/>
               <w:spacing w:lineRule="auto" w:line="240" w:before="0" w:after="0"/>
               <w:jc w:val="left"/>
               <w:rPr>
@@ -13181,13 +12968,14 @@
         </w:tc>
         <w:tc>
           <w:tcPr>
-            <w:tcW w:w="7269" w:type="dxa"/>
+            <w:tcW w:w="7271" w:type="dxa"/>
             <w:tcBorders/>
           </w:tcPr>
           <w:p>
             <w:pPr>
               <w:pStyle w:val="Normal"/>
               <w:widowControl/>
+              <w:suppressAutoHyphens w:val="true"/>
               <w:spacing w:lineRule="auto" w:line="240" w:before="0" w:after="0"/>
               <w:jc w:val="left"/>
               <w:rPr>
@@ -13195,13 +12983,7 @@
               </w:rPr>
             </w:pPr>
             <w:r>
-              <w:rPr>
-                <w:rFonts w:eastAsia="Calibri" w:cs=""/>
-                <w:kern w:val="0"/>
-                <w:sz w:val="22"/>
-                <w:szCs w:val="22"/>
-                <w:lang w:val="ru-RU" w:bidi="ar-SA"/>
-              </w:rPr>
+              <w:rPr/>
               <w:drawing>
                 <wp:inline distT="0" distB="0" distL="0" distR="0">
                   <wp:extent cx="3861435" cy="1946910"/>
@@ -13245,6 +13027,7 @@
             <w:pPr>
               <w:pStyle w:val="Normal"/>
               <w:widowControl/>
+              <w:suppressAutoHyphens w:val="true"/>
               <w:spacing w:lineRule="auto" w:line="240" w:before="0" w:after="0"/>
               <w:jc w:val="left"/>
               <w:rPr>
@@ -13252,13 +13035,7 @@
               </w:rPr>
             </w:pPr>
             <w:r>
-              <w:rPr>
-                <w:rFonts w:eastAsia="Calibri" w:cs=""/>
-                <w:kern w:val="0"/>
-                <w:sz w:val="22"/>
-                <w:szCs w:val="22"/>
-                <w:lang w:val="ru-RU" w:bidi="ar-SA"/>
-              </w:rPr>
+              <w:rPr/>
               <w:drawing>
                 <wp:inline distT="0" distB="0" distL="0" distR="0">
                   <wp:extent cx="3905885" cy="2586355"/>
@@ -13312,10 +13089,11 @@
             <w:pPr>
               <w:pStyle w:val="Normal"/>
               <w:widowControl/>
+              <w:suppressAutoHyphens w:val="true"/>
               <w:spacing w:lineRule="auto" w:line="240" w:before="0" w:after="0"/>
               <w:jc w:val="left"/>
               <w:rPr>
-                <w:rFonts w:ascii="Times New Roman" w:hAnsi="Times New Roman" w:cs="Times New Roman"/>
+                <w:rFonts w:ascii="Times New Roman" w:hAnsi="Times New Roman"/>
                 <w:sz w:val="28"/>
                 <w:szCs w:val="28"/>
               </w:rPr>
@@ -13328,7 +13106,162 @@
                 <w:szCs w:val="28"/>
                 <w:lang w:val="ru-RU" w:eastAsia="en-US" w:bidi="ar-SA"/>
               </w:rPr>
-              <w:t>Поиск существующего и несуществующего элементов в дереве.</w:t>
+              <w:t>Поиск существующего и несуществующего элементов в BST-дереве.</w:t>
+            </w:r>
+          </w:p>
+        </w:tc>
+      </w:tr>
+      <w:tr>
+        <w:trPr>
+          <w:trHeight w:val="1272" w:hRule="atLeast"/>
+        </w:trPr>
+        <w:tc>
+          <w:tcPr>
+            <w:tcW w:w="9627" w:type="dxa"/>
+            <w:gridSpan w:val="2"/>
+            <w:tcBorders>
+              <w:top w:val="nil"/>
+            </w:tcBorders>
+          </w:tcPr>
+          <w:p>
+            <w:pPr>
+              <w:pStyle w:val="Normal"/>
+              <w:widowControl/>
+              <w:suppressAutoHyphens w:val="true"/>
+              <w:spacing w:lineRule="auto" w:line="240" w:before="0" w:after="0"/>
+              <w:jc w:val="left"/>
+              <w:rPr>
+                <w:rFonts w:ascii="Times New Roman" w:hAnsi="Times New Roman" w:cs="Times New Roman"/>
+                <w:sz w:val="28"/>
+                <w:szCs w:val="28"/>
+              </w:rPr>
+            </w:pPr>
+            <w:r>
+              <w:rPr>
+                <w:rFonts w:cs="Times New Roman" w:ascii="Times New Roman" w:hAnsi="Times New Roman"/>
+                <w:sz w:val="28"/>
+                <w:szCs w:val="28"/>
+              </w:rPr>
+              <w:t>Удаление существующего и несуществующего элементов в BST-дереве.</w:t>
+            </w:r>
+          </w:p>
+          <w:tbl>
+            <w:tblPr>
+              <w:tblStyle w:val="a4"/>
+              <w:tblW w:w="9628" w:type="dxa"/>
+              <w:jc w:val="left"/>
+              <w:tblInd w:w="0" w:type="dxa"/>
+              <w:tblLayout w:type="fixed"/>
+              <w:tblCellMar>
+                <w:top w:w="0" w:type="dxa"/>
+                <w:left w:w="108" w:type="dxa"/>
+                <w:bottom w:w="0" w:type="dxa"/>
+                <w:right w:w="108" w:type="dxa"/>
+              </w:tblCellMar>
+              <w:tblLook w:val="04a0" w:noHBand="0" w:noVBand="1" w:firstColumn="1" w:lastRow="0" w:lastColumn="0" w:firstRow="1"/>
+            </w:tblPr>
+            <w:tblGrid>
+              <w:gridCol w:w="9628"/>
+            </w:tblGrid>
+            <w:tr>
+              <w:trPr/>
+              <w:tc>
+                <w:tcPr>
+                  <w:tcW w:w="9628" w:type="dxa"/>
+                  <w:tcBorders/>
+                </w:tcPr>
+                <w:p>
+                  <w:pPr>
+                    <w:pStyle w:val="Normal"/>
+                    <w:widowControl/>
+                    <w:suppressAutoHyphens w:val="true"/>
+                    <w:spacing w:lineRule="auto" w:line="240" w:before="0" w:after="0"/>
+                    <w:jc w:val="left"/>
+                    <w:rPr>
+                      <w:rFonts w:ascii="Times New Roman" w:hAnsi="Times New Roman"/>
+                      <w:sz w:val="28"/>
+                      <w:szCs w:val="28"/>
+                    </w:rPr>
+                  </w:pPr>
+                  <w:r>
+                    <w:rPr>
+                      <w:rFonts w:ascii="Times New Roman" w:hAnsi="Times New Roman"/>
+                      <w:sz w:val="28"/>
+                      <w:szCs w:val="28"/>
+                    </w:rPr>
+                    <w:t>Добавление</w:t>
+                  </w:r>
+                  <w:r>
+                    <w:rPr>
+                      <w:rFonts w:eastAsia="Calibri" w:cs="Times New Roman" w:ascii="Times New Roman" w:hAnsi="Times New Roman"/>
+                      <w:kern w:val="0"/>
+                      <w:sz w:val="28"/>
+                      <w:szCs w:val="28"/>
+                      <w:lang w:val="ru-RU" w:eastAsia="en-US" w:bidi="ar-SA"/>
+                    </w:rPr>
+                    <w:t xml:space="preserve"> существующего и несуществующего элемента в BST-дереве.</w:t>
+                  </w:r>
+                </w:p>
+              </w:tc>
+            </w:tr>
+            <w:tr>
+              <w:trPr>
+                <w:trHeight w:val="227" w:hRule="atLeast"/>
+              </w:trPr>
+              <w:tc>
+                <w:tcPr>
+                  <w:tcW w:w="9628" w:type="dxa"/>
+                  <w:tcBorders>
+                    <w:top w:val="nil"/>
+                  </w:tcBorders>
+                </w:tcPr>
+                <w:p>
+                  <w:pPr>
+                    <w:pStyle w:val="Normal"/>
+                    <w:widowControl/>
+                    <w:suppressAutoHyphens w:val="true"/>
+                    <w:spacing w:lineRule="auto" w:line="240" w:before="0" w:after="0"/>
+                    <w:jc w:val="left"/>
+                    <w:rPr>
+                      <w:rFonts w:ascii="Times New Roman" w:hAnsi="Times New Roman"/>
+                      <w:sz w:val="28"/>
+                      <w:szCs w:val="28"/>
+                    </w:rPr>
+                  </w:pPr>
+                  <w:r>
+                    <w:rPr>
+                      <w:rFonts w:eastAsia="Calibri" w:ascii="Times New Roman" w:hAnsi="Times New Roman"/>
+                      <w:kern w:val="0"/>
+                      <w:sz w:val="28"/>
+                      <w:szCs w:val="28"/>
+                      <w:lang w:val="ru-RU" w:eastAsia="en-US" w:bidi="ar-SA"/>
+                    </w:rPr>
+                    <w:t>Поиск существующего и несуществующего элементов в AVL-дереве.</w:t>
+                  </w:r>
+                </w:p>
+              </w:tc>
+            </w:tr>
+          </w:tbl>
+          <w:p>
+            <w:pPr>
+              <w:pStyle w:val="Normal"/>
+              <w:widowControl/>
+              <w:suppressAutoHyphens w:val="true"/>
+              <w:spacing w:lineRule="auto" w:line="240" w:before="0" w:after="0"/>
+              <w:jc w:val="left"/>
+              <w:rPr>
+                <w:rFonts w:ascii="Times New Roman" w:hAnsi="Times New Roman" w:cs="Times New Roman"/>
+                <w:sz w:val="28"/>
+                <w:szCs w:val="28"/>
+              </w:rPr>
+            </w:pPr>
+            <w:r>
+              <w:rPr>
+                <w:rFonts w:cs="Times New Roman" w:ascii="Times New Roman" w:hAnsi="Times New Roman"/>
+                <w:sz w:val="28"/>
+                <w:szCs w:val="28"/>
+              </w:rPr>
+              <w:t>Удаление существующего и несуществующего элементов в AVL-дереве.</w:t>
             </w:r>
           </w:p>
         </w:tc>
@@ -13345,10 +13278,11 @@
             <w:pPr>
               <w:pStyle w:val="Normal"/>
               <w:widowControl/>
+              <w:suppressAutoHyphens w:val="true"/>
               <w:spacing w:lineRule="auto" w:line="240" w:before="0" w:after="0"/>
               <w:jc w:val="left"/>
               <w:rPr>
-                <w:rFonts w:ascii="Times New Roman" w:hAnsi="Times New Roman" w:cs="Times New Roman"/>
+                <w:rFonts w:ascii="Times New Roman" w:hAnsi="Times New Roman"/>
                 <w:sz w:val="28"/>
                 <w:szCs w:val="28"/>
               </w:rPr>
@@ -13361,7 +13295,323 @@
                 <w:szCs w:val="28"/>
                 <w:lang w:val="ru-RU" w:eastAsia="en-US" w:bidi="ar-SA"/>
               </w:rPr>
-              <w:t>Сравнение времени и затраченной памяти.</w:t>
+              <w:t>Добавление существующего и несуществующего элемента в AVL-дереве.</w:t>
+            </w:r>
+          </w:p>
+        </w:tc>
+      </w:tr>
+      <w:tr>
+        <w:trPr/>
+        <w:tc>
+          <w:tcPr>
+            <w:tcW w:w="9627" w:type="dxa"/>
+            <w:gridSpan w:val="2"/>
+            <w:tcBorders>
+              <w:top w:val="nil"/>
+            </w:tcBorders>
+          </w:tcPr>
+          <w:p>
+            <w:pPr>
+              <w:pStyle w:val="Normal"/>
+              <w:widowControl/>
+              <w:suppressAutoHyphens w:val="true"/>
+              <w:spacing w:lineRule="auto" w:line="240" w:before="0" w:after="0"/>
+              <w:jc w:val="left"/>
+              <w:rPr>
+                <w:rFonts w:ascii="Times New Roman" w:hAnsi="Times New Roman"/>
+                <w:sz w:val="28"/>
+                <w:szCs w:val="28"/>
+              </w:rPr>
+            </w:pPr>
+            <w:r>
+              <w:rPr>
+                <w:rFonts w:eastAsia="Calibri" w:cs="Times New Roman" w:ascii="Times New Roman" w:hAnsi="Times New Roman"/>
+                <w:kern w:val="0"/>
+                <w:sz w:val="28"/>
+                <w:szCs w:val="28"/>
+                <w:lang w:val="ru-RU" w:eastAsia="en-US" w:bidi="ar-SA"/>
+              </w:rPr>
+              <w:t>Поиск существующего и несуществующего элементов в хэш-таблице (цепочки).</w:t>
+            </w:r>
+          </w:p>
+        </w:tc>
+      </w:tr>
+      <w:tr>
+        <w:trPr/>
+        <w:tc>
+          <w:tcPr>
+            <w:tcW w:w="9627" w:type="dxa"/>
+            <w:gridSpan w:val="2"/>
+            <w:tcBorders>
+              <w:top w:val="nil"/>
+            </w:tcBorders>
+          </w:tcPr>
+          <w:p>
+            <w:pPr>
+              <w:pStyle w:val="Normal"/>
+              <w:widowControl/>
+              <w:suppressAutoHyphens w:val="true"/>
+              <w:spacing w:lineRule="auto" w:line="240" w:before="0" w:after="0"/>
+              <w:jc w:val="left"/>
+              <w:rPr>
+                <w:rFonts w:ascii="Times New Roman" w:hAnsi="Times New Roman" w:cs="Times New Roman"/>
+                <w:sz w:val="28"/>
+                <w:szCs w:val="28"/>
+              </w:rPr>
+            </w:pPr>
+            <w:r>
+              <w:rPr>
+                <w:rFonts w:cs="Times New Roman" w:ascii="Times New Roman" w:hAnsi="Times New Roman"/>
+                <w:sz w:val="28"/>
+                <w:szCs w:val="28"/>
+              </w:rPr>
+              <w:t xml:space="preserve">Удаление существующего и несуществующего элементов в </w:t>
+            </w:r>
+            <w:r>
+              <w:rPr>
+                <w:rFonts w:eastAsia="Calibri" w:cs="Times New Roman" w:ascii="Times New Roman" w:hAnsi="Times New Roman"/>
+                <w:kern w:val="0"/>
+                <w:sz w:val="28"/>
+                <w:szCs w:val="28"/>
+                <w:lang w:val="ru-RU" w:eastAsia="en-US" w:bidi="ar-SA"/>
+              </w:rPr>
+              <w:t>хэш-таблице (цепочки)</w:t>
+            </w:r>
+            <w:r>
+              <w:rPr>
+                <w:rFonts w:cs="Times New Roman" w:ascii="Times New Roman" w:hAnsi="Times New Roman"/>
+                <w:sz w:val="28"/>
+                <w:szCs w:val="28"/>
+              </w:rPr>
+              <w:t>.</w:t>
+            </w:r>
+          </w:p>
+          <w:tbl>
+            <w:tblPr>
+              <w:tblStyle w:val="a4"/>
+              <w:tblW w:w="9628" w:type="dxa"/>
+              <w:jc w:val="left"/>
+              <w:tblInd w:w="0" w:type="dxa"/>
+              <w:tblLayout w:type="fixed"/>
+              <w:tblCellMar>
+                <w:top w:w="0" w:type="dxa"/>
+                <w:left w:w="108" w:type="dxa"/>
+                <w:bottom w:w="0" w:type="dxa"/>
+                <w:right w:w="108" w:type="dxa"/>
+              </w:tblCellMar>
+              <w:tblLook w:val="04a0" w:noHBand="0" w:noVBand="1" w:firstColumn="1" w:lastRow="0" w:lastColumn="0" w:firstRow="1"/>
+            </w:tblPr>
+            <w:tblGrid>
+              <w:gridCol w:w="9628"/>
+            </w:tblGrid>
+            <w:tr>
+              <w:trPr/>
+              <w:tc>
+                <w:tcPr>
+                  <w:tcW w:w="9628" w:type="dxa"/>
+                  <w:tcBorders/>
+                </w:tcPr>
+                <w:p>
+                  <w:pPr>
+                    <w:pStyle w:val="Normal"/>
+                    <w:widowControl/>
+                    <w:suppressAutoHyphens w:val="true"/>
+                    <w:spacing w:lineRule="auto" w:line="240" w:before="0" w:after="0"/>
+                    <w:jc w:val="left"/>
+                    <w:rPr>
+                      <w:rFonts w:ascii="Times New Roman" w:hAnsi="Times New Roman"/>
+                      <w:sz w:val="28"/>
+                      <w:szCs w:val="28"/>
+                    </w:rPr>
+                  </w:pPr>
+                  <w:r>
+                    <w:rPr>
+                      <w:rFonts w:ascii="Times New Roman" w:hAnsi="Times New Roman"/>
+                      <w:sz w:val="28"/>
+                      <w:szCs w:val="28"/>
+                    </w:rPr>
+                    <w:t>Добавление</w:t>
+                  </w:r>
+                  <w:r>
+                    <w:rPr>
+                      <w:rFonts w:eastAsia="Calibri" w:cs="Times New Roman" w:ascii="Times New Roman" w:hAnsi="Times New Roman"/>
+                      <w:kern w:val="0"/>
+                      <w:sz w:val="28"/>
+                      <w:szCs w:val="28"/>
+                      <w:lang w:val="ru-RU" w:eastAsia="en-US" w:bidi="ar-SA"/>
+                    </w:rPr>
+                    <w:t xml:space="preserve"> существующего и несуществующего элемента в хэш-таблице (цепочки).</w:t>
+                  </w:r>
+                </w:p>
+              </w:tc>
+            </w:tr>
+            <w:tr>
+              <w:trPr>
+                <w:trHeight w:val="227" w:hRule="atLeast"/>
+              </w:trPr>
+              <w:tc>
+                <w:tcPr>
+                  <w:tcW w:w="9628" w:type="dxa"/>
+                  <w:tcBorders>
+                    <w:top w:val="nil"/>
+                  </w:tcBorders>
+                </w:tcPr>
+                <w:p>
+                  <w:pPr>
+                    <w:pStyle w:val="Normal"/>
+                    <w:widowControl/>
+                    <w:suppressAutoHyphens w:val="true"/>
+                    <w:spacing w:lineRule="auto" w:line="240" w:before="0" w:after="0"/>
+                    <w:jc w:val="left"/>
+                    <w:rPr>
+                      <w:rFonts w:ascii="Times New Roman" w:hAnsi="Times New Roman"/>
+                      <w:sz w:val="28"/>
+                      <w:szCs w:val="28"/>
+                    </w:rPr>
+                  </w:pPr>
+                  <w:r>
+                    <w:rPr>
+                      <w:rFonts w:eastAsia="Calibri" w:ascii="Times New Roman" w:hAnsi="Times New Roman"/>
+                      <w:kern w:val="0"/>
+                      <w:sz w:val="28"/>
+                      <w:szCs w:val="28"/>
+                      <w:lang w:val="ru-RU" w:eastAsia="en-US" w:bidi="ar-SA"/>
+                    </w:rPr>
+                    <w:t xml:space="preserve">Поиск существующего и несуществующего элементов в </w:t>
+                  </w:r>
+                  <w:r>
+                    <w:rPr>
+                      <w:rFonts w:eastAsia="Calibri" w:cs="Times New Roman" w:ascii="Times New Roman" w:hAnsi="Times New Roman"/>
+                      <w:kern w:val="0"/>
+                      <w:sz w:val="28"/>
+                      <w:szCs w:val="28"/>
+                      <w:lang w:val="ru-RU" w:eastAsia="en-US" w:bidi="ar-SA"/>
+                    </w:rPr>
+                    <w:t>хэш-таблице (адресация)</w:t>
+                  </w:r>
+                  <w:r>
+                    <w:rPr>
+                      <w:rFonts w:eastAsia="Calibri" w:ascii="Times New Roman" w:hAnsi="Times New Roman"/>
+                      <w:kern w:val="0"/>
+                      <w:sz w:val="28"/>
+                      <w:szCs w:val="28"/>
+                      <w:lang w:val="ru-RU" w:eastAsia="en-US" w:bidi="ar-SA"/>
+                    </w:rPr>
+                    <w:t>.</w:t>
+                  </w:r>
+                </w:p>
+              </w:tc>
+            </w:tr>
+          </w:tbl>
+          <w:p>
+            <w:pPr>
+              <w:pStyle w:val="Normal"/>
+              <w:widowControl/>
+              <w:suppressAutoHyphens w:val="true"/>
+              <w:spacing w:lineRule="auto" w:line="240" w:before="0" w:after="0"/>
+              <w:jc w:val="left"/>
+              <w:rPr>
+                <w:rFonts w:ascii="Times New Roman" w:hAnsi="Times New Roman" w:cs="Times New Roman"/>
+                <w:sz w:val="28"/>
+                <w:szCs w:val="28"/>
+              </w:rPr>
+            </w:pPr>
+            <w:r>
+              <w:rPr>
+                <w:rFonts w:cs="Times New Roman" w:ascii="Times New Roman" w:hAnsi="Times New Roman"/>
+                <w:sz w:val="28"/>
+                <w:szCs w:val="28"/>
+              </w:rPr>
+              <w:t xml:space="preserve">Удаление существующего и несуществующего элементов в </w:t>
+            </w:r>
+            <w:r>
+              <w:rPr>
+                <w:rFonts w:eastAsia="Calibri" w:cs="Times New Roman" w:ascii="Times New Roman" w:hAnsi="Times New Roman"/>
+                <w:kern w:val="0"/>
+                <w:sz w:val="28"/>
+                <w:szCs w:val="28"/>
+                <w:lang w:val="ru-RU" w:eastAsia="en-US" w:bidi="ar-SA"/>
+              </w:rPr>
+              <w:t>хэш-таблице (адресация)</w:t>
+            </w:r>
+            <w:r>
+              <w:rPr>
+                <w:rFonts w:cs="Times New Roman" w:ascii="Times New Roman" w:hAnsi="Times New Roman"/>
+                <w:sz w:val="28"/>
+                <w:szCs w:val="28"/>
+              </w:rPr>
+              <w:t>.</w:t>
+            </w:r>
+          </w:p>
+        </w:tc>
+      </w:tr>
+      <w:tr>
+        <w:trPr/>
+        <w:tc>
+          <w:tcPr>
+            <w:tcW w:w="9627" w:type="dxa"/>
+            <w:gridSpan w:val="2"/>
+            <w:tcBorders>
+              <w:top w:val="nil"/>
+            </w:tcBorders>
+          </w:tcPr>
+          <w:p>
+            <w:pPr>
+              <w:pStyle w:val="Normal"/>
+              <w:widowControl/>
+              <w:suppressAutoHyphens w:val="true"/>
+              <w:spacing w:lineRule="auto" w:line="240" w:before="0" w:after="0"/>
+              <w:jc w:val="left"/>
+              <w:rPr>
+                <w:rFonts w:ascii="Times New Roman" w:hAnsi="Times New Roman"/>
+                <w:sz w:val="28"/>
+                <w:szCs w:val="28"/>
+              </w:rPr>
+            </w:pPr>
+            <w:r>
+              <w:rPr>
+                <w:rFonts w:eastAsia="Calibri" w:cs="Times New Roman" w:ascii="Times New Roman" w:hAnsi="Times New Roman"/>
+                <w:kern w:val="0"/>
+                <w:sz w:val="28"/>
+                <w:szCs w:val="28"/>
+                <w:lang w:val="ru-RU" w:eastAsia="en-US" w:bidi="ar-SA"/>
+              </w:rPr>
+              <w:t>Добавление существующего и несуществующего элемента в хэш-таблице (адресация).</w:t>
+            </w:r>
+          </w:p>
+        </w:tc>
+      </w:tr>
+      <w:tr>
+        <w:trPr/>
+        <w:tc>
+          <w:tcPr>
+            <w:tcW w:w="9627" w:type="dxa"/>
+            <w:gridSpan w:val="2"/>
+            <w:tcBorders>
+              <w:top w:val="nil"/>
+            </w:tcBorders>
+          </w:tcPr>
+          <w:p>
+            <w:pPr>
+              <w:pStyle w:val="Normal"/>
+              <w:widowControl/>
+              <w:suppressAutoHyphens w:val="true"/>
+              <w:spacing w:lineRule="auto" w:line="240" w:before="0" w:after="0"/>
+              <w:jc w:val="left"/>
+              <w:rPr>
+                <w:rFonts w:ascii="Times New Roman" w:hAnsi="Times New Roman" w:cs="Times New Roman"/>
+                <w:sz w:val="28"/>
+                <w:szCs w:val="28"/>
+              </w:rPr>
+            </w:pPr>
+            <w:r>
+              <w:rPr>
+                <w:rFonts w:cs="Times New Roman" w:ascii="Times New Roman" w:hAnsi="Times New Roman"/>
+                <w:sz w:val="28"/>
+                <w:szCs w:val="28"/>
+              </w:rPr>
+              <w:t>Замеры времени и памяти.</w:t>
+              <w:softHyphen/>
             </w:r>
           </w:p>
         </w:tc>
@@ -13414,6 +13664,7 @@
             <w:pPr>
               <w:pStyle w:val="Normal"/>
               <w:widowControl/>
+              <w:suppressAutoHyphens w:val="true"/>
               <w:spacing w:lineRule="auto" w:line="240" w:before="0" w:after="0"/>
               <w:ind w:firstLine="708"/>
               <w:jc w:val="left"/>
@@ -13453,6 +13704,7 @@
                 <w:ilvl w:val="0"/>
                 <w:numId w:val="6"/>
               </w:numPr>
+              <w:suppressAutoHyphens w:val="true"/>
               <w:spacing w:lineRule="auto" w:line="259" w:before="0" w:after="160"/>
               <w:contextualSpacing/>
               <w:jc w:val="left"/>
@@ -13481,6 +13733,7 @@
                 <w:ilvl w:val="0"/>
                 <w:numId w:val="6"/>
               </w:numPr>
+              <w:suppressAutoHyphens w:val="true"/>
               <w:spacing w:lineRule="auto" w:line="259" w:before="0" w:after="160"/>
               <w:contextualSpacing/>
               <w:jc w:val="left"/>
@@ -13504,6 +13757,295 @@
         </w:tc>
       </w:tr>
     </w:tbl>
+    <w:p>
+      <w:pPr>
+        <w:pStyle w:val="Normal"/>
+        <w:rPr>
+          <w:rFonts w:ascii="Times New Roman" w:hAnsi="Times New Roman" w:cs="Times New Roman"/>
+          <w:sz w:val="28"/>
+          <w:szCs w:val="28"/>
+        </w:rPr>
+      </w:pPr>
+      <w:r>
+        <w:rPr>
+          <w:rFonts w:cs="Times New Roman" w:ascii="Times New Roman" w:hAnsi="Times New Roman"/>
+          <w:sz w:val="28"/>
+          <w:szCs w:val="28"/>
+        </w:rPr>
+      </w:r>
+    </w:p>
+    <w:p>
+      <w:pPr>
+        <w:pStyle w:val="Normal"/>
+        <w:rPr>
+          <w:rFonts w:ascii="Times New Roman" w:hAnsi="Times New Roman" w:cs="Times New Roman"/>
+          <w:sz w:val="28"/>
+          <w:szCs w:val="28"/>
+        </w:rPr>
+      </w:pPr>
+      <w:r>
+        <w:rPr>
+          <w:rFonts w:cs="Times New Roman" w:ascii="Times New Roman" w:hAnsi="Times New Roman"/>
+          <w:sz w:val="28"/>
+          <w:szCs w:val="28"/>
+        </w:rPr>
+      </w:r>
+    </w:p>
+    <w:p>
+      <w:pPr>
+        <w:pStyle w:val="Normal"/>
+        <w:rPr>
+          <w:rFonts w:ascii="Times New Roman" w:hAnsi="Times New Roman" w:cs="Times New Roman"/>
+          <w:sz w:val="28"/>
+          <w:szCs w:val="28"/>
+        </w:rPr>
+      </w:pPr>
+      <w:r>
+        <w:rPr>
+          <w:rFonts w:cs="Times New Roman" w:ascii="Times New Roman" w:hAnsi="Times New Roman"/>
+          <w:sz w:val="28"/>
+          <w:szCs w:val="28"/>
+        </w:rPr>
+      </w:r>
+    </w:p>
+    <w:p>
+      <w:pPr>
+        <w:pStyle w:val="Normal"/>
+        <w:rPr>
+          <w:rFonts w:ascii="Times New Roman" w:hAnsi="Times New Roman" w:cs="Times New Roman"/>
+          <w:sz w:val="28"/>
+          <w:szCs w:val="28"/>
+        </w:rPr>
+      </w:pPr>
+      <w:r>
+        <w:rPr>
+          <w:rFonts w:cs="Times New Roman" w:ascii="Times New Roman" w:hAnsi="Times New Roman"/>
+          <w:sz w:val="28"/>
+          <w:szCs w:val="28"/>
+        </w:rPr>
+      </w:r>
+    </w:p>
+    <w:p>
+      <w:pPr>
+        <w:pStyle w:val="Normal"/>
+        <w:rPr>
+          <w:rFonts w:ascii="Times New Roman" w:hAnsi="Times New Roman" w:cs="Times New Roman"/>
+          <w:sz w:val="28"/>
+          <w:szCs w:val="28"/>
+        </w:rPr>
+      </w:pPr>
+      <w:r>
+        <w:rPr>
+          <w:rFonts w:cs="Times New Roman" w:ascii="Times New Roman" w:hAnsi="Times New Roman"/>
+          <w:sz w:val="28"/>
+          <w:szCs w:val="28"/>
+        </w:rPr>
+      </w:r>
+    </w:p>
+    <w:p>
+      <w:pPr>
+        <w:pStyle w:val="Normal"/>
+        <w:rPr>
+          <w:rFonts w:ascii="Times New Roman" w:hAnsi="Times New Roman" w:cs="Times New Roman"/>
+          <w:sz w:val="28"/>
+          <w:szCs w:val="28"/>
+        </w:rPr>
+      </w:pPr>
+      <w:r>
+        <w:rPr>
+          <w:rFonts w:cs="Times New Roman" w:ascii="Times New Roman" w:hAnsi="Times New Roman"/>
+          <w:sz w:val="28"/>
+          <w:szCs w:val="28"/>
+        </w:rPr>
+      </w:r>
+    </w:p>
+    <w:p>
+      <w:pPr>
+        <w:pStyle w:val="Normal"/>
+        <w:rPr>
+          <w:rFonts w:ascii="Times New Roman" w:hAnsi="Times New Roman" w:cs="Times New Roman"/>
+          <w:sz w:val="28"/>
+          <w:szCs w:val="28"/>
+        </w:rPr>
+      </w:pPr>
+      <w:r>
+        <w:rPr>
+          <w:rFonts w:cs="Times New Roman" w:ascii="Times New Roman" w:hAnsi="Times New Roman"/>
+          <w:sz w:val="28"/>
+          <w:szCs w:val="28"/>
+        </w:rPr>
+      </w:r>
+    </w:p>
+    <w:p>
+      <w:pPr>
+        <w:pStyle w:val="Normal"/>
+        <w:rPr>
+          <w:rFonts w:ascii="Times New Roman" w:hAnsi="Times New Roman" w:cs="Times New Roman"/>
+          <w:sz w:val="28"/>
+          <w:szCs w:val="28"/>
+        </w:rPr>
+      </w:pPr>
+      <w:r>
+        <w:rPr>
+          <w:rFonts w:cs="Times New Roman" w:ascii="Times New Roman" w:hAnsi="Times New Roman"/>
+          <w:sz w:val="28"/>
+          <w:szCs w:val="28"/>
+        </w:rPr>
+      </w:r>
+    </w:p>
+    <w:p>
+      <w:pPr>
+        <w:pStyle w:val="Normal"/>
+        <w:rPr>
+          <w:rFonts w:ascii="Times New Roman" w:hAnsi="Times New Roman" w:cs="Times New Roman"/>
+          <w:sz w:val="28"/>
+          <w:szCs w:val="28"/>
+        </w:rPr>
+      </w:pPr>
+      <w:r>
+        <w:rPr>
+          <w:rFonts w:cs="Times New Roman" w:ascii="Times New Roman" w:hAnsi="Times New Roman"/>
+          <w:sz w:val="28"/>
+          <w:szCs w:val="28"/>
+        </w:rPr>
+      </w:r>
+    </w:p>
+    <w:p>
+      <w:pPr>
+        <w:pStyle w:val="Normal"/>
+        <w:rPr>
+          <w:rFonts w:ascii="Times New Roman" w:hAnsi="Times New Roman" w:cs="Times New Roman"/>
+          <w:sz w:val="28"/>
+          <w:szCs w:val="28"/>
+        </w:rPr>
+      </w:pPr>
+      <w:r>
+        <w:rPr>
+          <w:rFonts w:cs="Times New Roman" w:ascii="Times New Roman" w:hAnsi="Times New Roman"/>
+          <w:sz w:val="28"/>
+          <w:szCs w:val="28"/>
+        </w:rPr>
+      </w:r>
+    </w:p>
+    <w:p>
+      <w:pPr>
+        <w:pStyle w:val="Normal"/>
+        <w:rPr>
+          <w:rFonts w:ascii="Times New Roman" w:hAnsi="Times New Roman" w:cs="Times New Roman"/>
+          <w:sz w:val="28"/>
+          <w:szCs w:val="28"/>
+        </w:rPr>
+      </w:pPr>
+      <w:r>
+        <w:rPr>
+          <w:rFonts w:cs="Times New Roman" w:ascii="Times New Roman" w:hAnsi="Times New Roman"/>
+          <w:sz w:val="28"/>
+          <w:szCs w:val="28"/>
+        </w:rPr>
+      </w:r>
+    </w:p>
+    <w:p>
+      <w:pPr>
+        <w:pStyle w:val="Normal"/>
+        <w:rPr>
+          <w:rFonts w:ascii="Times New Roman" w:hAnsi="Times New Roman" w:cs="Times New Roman"/>
+          <w:sz w:val="28"/>
+          <w:szCs w:val="28"/>
+        </w:rPr>
+      </w:pPr>
+      <w:r>
+        <w:rPr>
+          <w:rFonts w:cs="Times New Roman" w:ascii="Times New Roman" w:hAnsi="Times New Roman"/>
+          <w:sz w:val="28"/>
+          <w:szCs w:val="28"/>
+        </w:rPr>
+      </w:r>
+    </w:p>
+    <w:p>
+      <w:pPr>
+        <w:pStyle w:val="Normal"/>
+        <w:rPr>
+          <w:rFonts w:ascii="Times New Roman" w:hAnsi="Times New Roman" w:cs="Times New Roman"/>
+          <w:sz w:val="28"/>
+          <w:szCs w:val="28"/>
+        </w:rPr>
+      </w:pPr>
+      <w:r>
+        <w:rPr>
+          <w:rFonts w:cs="Times New Roman" w:ascii="Times New Roman" w:hAnsi="Times New Roman"/>
+          <w:sz w:val="28"/>
+          <w:szCs w:val="28"/>
+        </w:rPr>
+      </w:r>
+    </w:p>
+    <w:p>
+      <w:pPr>
+        <w:pStyle w:val="Normal"/>
+        <w:rPr>
+          <w:rFonts w:ascii="Times New Roman" w:hAnsi="Times New Roman" w:cs="Times New Roman"/>
+          <w:sz w:val="28"/>
+          <w:szCs w:val="28"/>
+        </w:rPr>
+      </w:pPr>
+      <w:r>
+        <w:rPr>
+          <w:rFonts w:cs="Times New Roman" w:ascii="Times New Roman" w:hAnsi="Times New Roman"/>
+          <w:sz w:val="28"/>
+          <w:szCs w:val="28"/>
+        </w:rPr>
+      </w:r>
+    </w:p>
+    <w:p>
+      <w:pPr>
+        <w:pStyle w:val="Normal"/>
+        <w:rPr>
+          <w:rFonts w:ascii="Times New Roman" w:hAnsi="Times New Roman" w:cs="Times New Roman"/>
+          <w:sz w:val="28"/>
+          <w:szCs w:val="28"/>
+        </w:rPr>
+      </w:pPr>
+      <w:r>
+        <w:rPr>
+          <w:rFonts w:cs="Times New Roman" w:ascii="Times New Roman" w:hAnsi="Times New Roman"/>
+          <w:sz w:val="28"/>
+          <w:szCs w:val="28"/>
+        </w:rPr>
+      </w:r>
+    </w:p>
+    <w:p>
+      <w:pPr>
+        <w:pStyle w:val="Normal"/>
+        <w:rPr>
+          <w:rFonts w:ascii="Times New Roman" w:hAnsi="Times New Roman" w:cs="Times New Roman"/>
+          <w:sz w:val="28"/>
+          <w:szCs w:val="28"/>
+        </w:rPr>
+      </w:pPr>
+      <w:r>
+        <w:rPr>
+          <w:rFonts w:cs="Times New Roman" w:ascii="Times New Roman" w:hAnsi="Times New Roman"/>
+          <w:sz w:val="28"/>
+          <w:szCs w:val="28"/>
+        </w:rPr>
+      </w:r>
+    </w:p>
+    <w:p>
+      <w:pPr>
+        <w:pStyle w:val="Normal"/>
+        <w:rPr>
+          <w:rFonts w:ascii="Times New Roman" w:hAnsi="Times New Roman" w:cs="Times New Roman"/>
+          <w:sz w:val="28"/>
+          <w:szCs w:val="28"/>
+        </w:rPr>
+      </w:pPr>
+      <w:r>
+        <w:rPr>
+          <w:rFonts w:cs="Times New Roman" w:ascii="Times New Roman" w:hAnsi="Times New Roman"/>
+          <w:sz w:val="28"/>
+          <w:szCs w:val="28"/>
+        </w:rPr>
+      </w:r>
+    </w:p>
     <w:p>
       <w:pPr>
         <w:pStyle w:val="Normal"/>
@@ -13615,6 +14157,7 @@
             <w:pPr>
               <w:pStyle w:val="Normal"/>
               <w:widowControl/>
+              <w:suppressAutoHyphens w:val="true"/>
               <w:spacing w:lineRule="auto" w:line="240" w:before="0" w:after="0"/>
               <w:jc w:val="left"/>
               <w:rPr>
@@ -13644,6 +14187,7 @@
             <w:pPr>
               <w:pStyle w:val="Normal"/>
               <w:widowControl/>
+              <w:suppressAutoHyphens w:val="true"/>
               <w:spacing w:lineRule="auto" w:line="240" w:before="0" w:after="0"/>
               <w:jc w:val="left"/>
               <w:rPr>
@@ -13673,6 +14217,7 @@
             <w:pPr>
               <w:pStyle w:val="Normal"/>
               <w:widowControl/>
+              <w:suppressAutoHyphens w:val="true"/>
               <w:spacing w:lineRule="auto" w:line="240" w:before="0" w:after="0"/>
               <w:jc w:val="left"/>
               <w:rPr>
@@ -13702,6 +14247,7 @@
             <w:pPr>
               <w:pStyle w:val="Normal"/>
               <w:widowControl/>
+              <w:suppressAutoHyphens w:val="true"/>
               <w:spacing w:lineRule="auto" w:line="240" w:before="0" w:after="0"/>
               <w:jc w:val="left"/>
               <w:rPr>
@@ -13731,6 +14277,7 @@
             <w:pPr>
               <w:pStyle w:val="Normal"/>
               <w:widowControl/>
+              <w:suppressAutoHyphens w:val="true"/>
               <w:spacing w:lineRule="auto" w:line="240" w:before="0" w:after="0"/>
               <w:jc w:val="left"/>
               <w:rPr>
@@ -13747,7 +14294,7 @@
                 <w:szCs w:val="28"/>
                 <w:lang w:val="ru-RU" w:eastAsia="en-US" w:bidi="ar-SA"/>
               </w:rPr>
-              <w:t xml:space="preserve">Ср. сравнений    </w:t>
+              <w:t>Ср. сравнений</w:t>
             </w:r>
           </w:p>
         </w:tc>
@@ -13763,6 +14310,7 @@
             <w:pPr>
               <w:pStyle w:val="Normal"/>
               <w:widowControl/>
+              <w:suppressAutoHyphens w:val="true"/>
               <w:spacing w:lineRule="auto" w:line="240" w:before="0" w:after="0"/>
               <w:jc w:val="left"/>
               <w:rPr>
@@ -13792,6 +14340,7 @@
             <w:pPr>
               <w:pStyle w:val="Normal"/>
               <w:widowControl/>
+              <w:suppressAutoHyphens w:val="true"/>
               <w:spacing w:lineRule="auto" w:line="240" w:before="0" w:after="0"/>
               <w:jc w:val="left"/>
               <w:rPr>
@@ -13821,6 +14370,7 @@
             <w:pPr>
               <w:pStyle w:val="Normal"/>
               <w:widowControl/>
+              <w:suppressAutoHyphens w:val="true"/>
               <w:spacing w:lineRule="auto" w:line="240" w:before="0" w:after="0"/>
               <w:jc w:val="left"/>
               <w:rPr>
@@ -13850,6 +14400,7 @@
             <w:pPr>
               <w:pStyle w:val="Normal"/>
               <w:widowControl/>
+              <w:suppressAutoHyphens w:val="true"/>
               <w:spacing w:lineRule="auto" w:line="240" w:before="0" w:after="0"/>
               <w:jc w:val="left"/>
               <w:rPr>
@@ -13879,6 +14430,7 @@
             <w:pPr>
               <w:pStyle w:val="Normal"/>
               <w:widowControl/>
+              <w:suppressAutoHyphens w:val="true"/>
               <w:spacing w:lineRule="auto" w:line="240" w:before="0" w:after="0"/>
               <w:jc w:val="left"/>
               <w:rPr>
@@ -13895,7 +14447,7 @@
                 <w:szCs w:val="28"/>
                 <w:lang w:val="ru-RU" w:eastAsia="en-US" w:bidi="ar-SA"/>
               </w:rPr>
-              <w:t xml:space="preserve">6.635 </w:t>
+              <w:t>6.635</w:t>
             </w:r>
           </w:p>
         </w:tc>
@@ -13911,6 +14463,7 @@
             <w:pPr>
               <w:pStyle w:val="Normal"/>
               <w:widowControl/>
+              <w:suppressAutoHyphens w:val="true"/>
               <w:spacing w:lineRule="auto" w:line="240" w:before="0" w:after="0"/>
               <w:jc w:val="left"/>
               <w:rPr>
@@ -13940,6 +14493,7 @@
             <w:pPr>
               <w:pStyle w:val="Normal"/>
               <w:widowControl/>
+              <w:suppressAutoHyphens w:val="true"/>
               <w:spacing w:lineRule="auto" w:line="240" w:before="0" w:after="0"/>
               <w:jc w:val="left"/>
               <w:rPr>
@@ -13969,6 +14523,7 @@
             <w:pPr>
               <w:pStyle w:val="Normal"/>
               <w:widowControl/>
+              <w:suppressAutoHyphens w:val="true"/>
               <w:spacing w:lineRule="auto" w:line="240" w:before="0" w:after="0"/>
               <w:jc w:val="left"/>
               <w:rPr>
@@ -13998,6 +14553,7 @@
             <w:pPr>
               <w:pStyle w:val="Normal"/>
               <w:widowControl/>
+              <w:suppressAutoHyphens w:val="true"/>
               <w:spacing w:lineRule="auto" w:line="240" w:before="0" w:after="0"/>
               <w:jc w:val="left"/>
               <w:rPr>
@@ -14027,6 +14583,7 @@
             <w:pPr>
               <w:pStyle w:val="Normal"/>
               <w:widowControl/>
+              <w:suppressAutoHyphens w:val="true"/>
               <w:spacing w:lineRule="auto" w:line="240" w:before="0" w:after="0"/>
               <w:jc w:val="left"/>
               <w:rPr>
@@ -14043,7 +14600,7 @@
                 <w:szCs w:val="28"/>
                 <w:lang w:val="ru-RU" w:eastAsia="en-US" w:bidi="ar-SA"/>
               </w:rPr>
-              <w:t xml:space="preserve">5.019 </w:t>
+              <w:t>5.019</w:t>
             </w:r>
           </w:p>
         </w:tc>
@@ -14059,6 +14616,7 @@
             <w:pPr>
               <w:pStyle w:val="Normal"/>
               <w:widowControl/>
+              <w:suppressAutoHyphens w:val="true"/>
               <w:spacing w:lineRule="auto" w:line="240" w:before="0" w:after="0"/>
               <w:jc w:val="left"/>
               <w:rPr>
@@ -14088,6 +14646,7 @@
             <w:pPr>
               <w:pStyle w:val="Normal"/>
               <w:widowControl/>
+              <w:suppressAutoHyphens w:val="true"/>
               <w:spacing w:lineRule="auto" w:line="240" w:before="0" w:after="0"/>
               <w:jc w:val="left"/>
               <w:rPr>
@@ -14117,6 +14676,7 @@
             <w:pPr>
               <w:pStyle w:val="Normal"/>
               <w:widowControl/>
+              <w:suppressAutoHyphens w:val="true"/>
               <w:spacing w:lineRule="auto" w:line="240" w:before="0" w:after="0"/>
               <w:jc w:val="left"/>
               <w:rPr>
@@ -14146,6 +14706,7 @@
             <w:pPr>
               <w:pStyle w:val="Normal"/>
               <w:widowControl/>
+              <w:suppressAutoHyphens w:val="true"/>
               <w:spacing w:lineRule="auto" w:line="240" w:before="0" w:after="0"/>
               <w:jc w:val="left"/>
               <w:rPr>
@@ -14175,6 +14736,7 @@
             <w:pPr>
               <w:pStyle w:val="Normal"/>
               <w:widowControl/>
+              <w:suppressAutoHyphens w:val="true"/>
               <w:spacing w:lineRule="auto" w:line="240" w:before="0" w:after="0"/>
               <w:jc w:val="left"/>
               <w:rPr>
@@ -14191,7 +14753,7 @@
                 <w:szCs w:val="28"/>
                 <w:lang w:val="ru-RU" w:eastAsia="en-US" w:bidi="ar-SA"/>
               </w:rPr>
-              <w:t xml:space="preserve">1.000 </w:t>
+              <w:t>1.000</w:t>
             </w:r>
           </w:p>
         </w:tc>
@@ -14207,6 +14769,7 @@
             <w:pPr>
               <w:pStyle w:val="Normal"/>
               <w:widowControl/>
+              <w:suppressAutoHyphens w:val="true"/>
               <w:spacing w:lineRule="auto" w:line="240" w:before="0" w:after="0"/>
               <w:jc w:val="left"/>
               <w:rPr>
@@ -14236,6 +14799,7 @@
             <w:pPr>
               <w:pStyle w:val="Normal"/>
               <w:widowControl/>
+              <w:suppressAutoHyphens w:val="true"/>
               <w:spacing w:lineRule="auto" w:line="240" w:before="0" w:after="0"/>
               <w:jc w:val="left"/>
               <w:rPr>
@@ -14265,6 +14829,7 @@
             <w:pPr>
               <w:pStyle w:val="Normal"/>
               <w:widowControl/>
+              <w:suppressAutoHyphens w:val="true"/>
               <w:spacing w:lineRule="auto" w:line="240" w:before="0" w:after="0"/>
               <w:jc w:val="left"/>
               <w:rPr>
@@ -14294,6 +14859,7 @@
             <w:pPr>
               <w:pStyle w:val="Normal"/>
               <w:widowControl/>
+              <w:suppressAutoHyphens w:val="true"/>
               <w:spacing w:lineRule="auto" w:line="240" w:before="0" w:after="0"/>
               <w:jc w:val="left"/>
               <w:rPr>
@@ -14323,6 +14889,7 @@
             <w:pPr>
               <w:pStyle w:val="Normal"/>
               <w:widowControl/>
+              <w:suppressAutoHyphens w:val="true"/>
               <w:spacing w:lineRule="auto" w:line="240" w:before="0" w:after="0"/>
               <w:jc w:val="left"/>
               <w:rPr>
@@ -14339,7 +14906,7 @@
                 <w:szCs w:val="28"/>
                 <w:lang w:val="ru-RU" w:eastAsia="en-US" w:bidi="ar-SA"/>
               </w:rPr>
-              <w:t xml:space="preserve">1.000 </w:t>
+              <w:t>1.000</w:t>
             </w:r>
           </w:p>
         </w:tc>
@@ -18512,6 +19079,7 @@
     <w:rsid w:val="00324fab"/>
     <w:pPr>
       <w:widowControl/>
+      <w:suppressAutoHyphens w:val="true"/>
       <w:bidi w:val="0"/>
       <w:spacing w:lineRule="auto" w:line="259" w:before="0" w:after="160"/>
       <w:jc w:val="left"/>
@@ -18604,7 +19172,30 @@
     </w:pPr>
     <w:rPr/>
   </w:style>
-  <w:style w:type="numbering" w:styleId="Style16" w:default="1">
+  <w:style w:type="paragraph" w:styleId="Style16">
+    <w:name w:val="Содержимое таблицы"/>
+    <w:basedOn w:val="Normal"/>
+    <w:qFormat/>
+    <w:pPr>
+      <w:widowControl w:val="false"/>
+      <w:suppressLineNumbers/>
+    </w:pPr>
+    <w:rPr/>
+  </w:style>
+  <w:style w:type="paragraph" w:styleId="Style17">
+    <w:name w:val="Заголовок таблицы"/>
+    <w:basedOn w:val="Style16"/>
+    <w:qFormat/>
+    <w:pPr>
+      <w:suppressLineNumbers/>
+      <w:jc w:val="center"/>
+    </w:pPr>
+    <w:rPr>
+      <w:b/>
+      <w:bCs/>
+    </w:rPr>
+  </w:style>
+  <w:style w:type="numbering" w:styleId="Style18" w:default="1">
     <w:name w:val="Без списка"/>
     <w:uiPriority w:val="99"/>
     <w:semiHidden/>
